--- a/Tuan_05/BaoCao_Tuan05.docx
+++ b/Tuan_05/BaoCao_Tuan05.docx
@@ -48,7 +48,7 @@
         <w:tc>
           <w:tcPr>
             <w:tcW w:type="dxa" w:w="3249"/>
-            <w:shd w:val="clear" w:color="auto" w:fill="D9E2F3"/>
+            <w:shd w:val="clear" w:color="auto" w:fill="E7E6E6"/>
           </w:tcPr>
           <w:p>
             <w:r>
@@ -68,7 +68,7 @@
         <w:tc>
           <w:tcPr>
             <w:tcW w:type="dxa" w:w="3249"/>
-            <w:shd w:val="clear" w:color="auto" w:fill="D9E2F3"/>
+            <w:shd w:val="clear" w:color="auto" w:fill="E7E6E6"/>
           </w:tcPr>
           <w:p>
             <w:r>
@@ -88,7 +88,7 @@
         <w:tc>
           <w:tcPr>
             <w:tcW w:type="dxa" w:w="3249"/>
-            <w:shd w:val="clear" w:color="auto" w:fill="D9E2F3"/>
+            <w:shd w:val="clear" w:color="auto" w:fill="E7E6E6"/>
           </w:tcPr>
           <w:p>
             <w:r>
@@ -130,7 +130,7 @@
             <w:r>
               <w:rPr>
                 <w:rFonts w:ascii="Consolas" w:hAnsi="Consolas"/>
-                <w:color w:val="8B1A1A"/>
+                <w:color w:val="000000"/>
                 <w:sz w:val="20"/>
               </w:rPr>
               <w:t>src/mdl/storage.py</w:t>
@@ -182,7 +182,7 @@
             <w:r>
               <w:rPr>
                 <w:rFonts w:ascii="Consolas" w:hAnsi="Consolas"/>
-                <w:color w:val="8B1A1A"/>
+                <w:color w:val="000000"/>
                 <w:sz w:val="20"/>
               </w:rPr>
               <w:t>storage.compact()</w:t>
@@ -196,7 +196,7 @@
             <w:r>
               <w:rPr>
                 <w:rFonts w:ascii="Consolas" w:hAnsi="Consolas"/>
-                <w:color w:val="8B1A1A"/>
+                <w:color w:val="000000"/>
                 <w:sz w:val="20"/>
               </w:rPr>
               <w:t>tests/test_storage.py</w:t>
@@ -242,7 +242,7 @@
             <w:r>
               <w:rPr>
                 <w:rFonts w:ascii="Consolas" w:hAnsi="Consolas"/>
-                <w:color w:val="8B1A1A"/>
+                <w:color w:val="000000"/>
                 <w:sz w:val="20"/>
               </w:rPr>
               <w:t>results/tables/storage_layouts.csv</w:t>
@@ -256,7 +256,7 @@
             <w:r>
               <w:rPr>
                 <w:rFonts w:ascii="Consolas" w:hAnsi="Consolas"/>
-                <w:color w:val="8B1A1A"/>
+                <w:color w:val="000000"/>
                 <w:sz w:val="20"/>
               </w:rPr>
               <w:t>results/figures/w5_*.png</w:t>
@@ -318,7 +318,7 @@
       <w:r>
         <w:rPr>
           <w:rFonts w:ascii="Consolas" w:hAnsi="Consolas"/>
-          <w:color w:val="8B1A1A"/>
+          <w:color w:val="000000"/>
           <w:sz w:val="19"/>
         </w:rPr>
         <w:t>local[4]</w:t>
@@ -352,7 +352,7 @@
       <w:r>
         <w:rPr>
           <w:rFonts w:ascii="Consolas" w:hAnsi="Consolas"/>
-          <w:color w:val="8B1A1A"/>
+          <w:color w:val="000000"/>
           <w:sz w:val="19"/>
         </w:rPr>
         <w:t>record_id</w:t>
@@ -386,7 +386,7 @@
       <w:r>
         <w:rPr>
           <w:rFonts w:ascii="Consolas" w:hAnsi="Consolas"/>
-          <w:color w:val="8B1A1A"/>
+          <w:color w:val="000000"/>
           <w:sz w:val="19"/>
         </w:rPr>
         <w:t>results_match_L0</w:t>
@@ -423,7 +423,7 @@
         <w:tc>
           <w:tcPr>
             <w:tcW w:type="dxa" w:w="4873"/>
-            <w:shd w:val="clear" w:color="auto" w:fill="D9E2F3"/>
+            <w:shd w:val="clear" w:color="auto" w:fill="E7E6E6"/>
           </w:tcPr>
           <w:p>
             <w:r>
@@ -443,7 +443,7 @@
         <w:tc>
           <w:tcPr>
             <w:tcW w:type="dxa" w:w="4873"/>
-            <w:shd w:val="clear" w:color="auto" w:fill="D9E2F3"/>
+            <w:shd w:val="clear" w:color="auto" w:fill="E7E6E6"/>
           </w:tcPr>
           <w:p>
             <w:r>
@@ -551,7 +551,7 @@
             <w:r>
               <w:rPr>
                 <w:rFonts w:ascii="Consolas" w:hAnsi="Consolas"/>
-                <w:color w:val="8B1A1A"/>
+                <w:color w:val="000000"/>
                 <w:sz w:val="20"/>
               </w:rPr>
               <w:t>source/source_version</w:t>
@@ -595,7 +595,7 @@
             <w:r>
               <w:rPr>
                 <w:rFonts w:ascii="Consolas" w:hAnsi="Consolas"/>
-                <w:color w:val="8B1A1A"/>
+                <w:color w:val="000000"/>
                 <w:sz w:val="20"/>
               </w:rPr>
               <w:t>source/source_version/subset</w:t>
@@ -730,7 +730,7 @@
         <w:tc>
           <w:tcPr>
             <w:tcW w:type="dxa" w:w="1083"/>
-            <w:shd w:val="clear" w:color="auto" w:fill="D9E2F3"/>
+            <w:shd w:val="clear" w:color="auto" w:fill="E7E6E6"/>
           </w:tcPr>
           <w:p>
             <w:r>
@@ -750,7 +750,7 @@
         <w:tc>
           <w:tcPr>
             <w:tcW w:type="dxa" w:w="1083"/>
-            <w:shd w:val="clear" w:color="auto" w:fill="D9E2F3"/>
+            <w:shd w:val="clear" w:color="auto" w:fill="E7E6E6"/>
           </w:tcPr>
           <w:p>
             <w:r>
@@ -770,7 +770,7 @@
         <w:tc>
           <w:tcPr>
             <w:tcW w:type="dxa" w:w="1083"/>
-            <w:shd w:val="clear" w:color="auto" w:fill="D9E2F3"/>
+            <w:shd w:val="clear" w:color="auto" w:fill="E7E6E6"/>
           </w:tcPr>
           <w:p>
             <w:r>
@@ -790,7 +790,7 @@
         <w:tc>
           <w:tcPr>
             <w:tcW w:type="dxa" w:w="1083"/>
-            <w:shd w:val="clear" w:color="auto" w:fill="D9E2F3"/>
+            <w:shd w:val="clear" w:color="auto" w:fill="E7E6E6"/>
           </w:tcPr>
           <w:p>
             <w:r>
@@ -810,7 +810,7 @@
         <w:tc>
           <w:tcPr>
             <w:tcW w:type="dxa" w:w="1083"/>
-            <w:shd w:val="clear" w:color="auto" w:fill="D9E2F3"/>
+            <w:shd w:val="clear" w:color="auto" w:fill="E7E6E6"/>
           </w:tcPr>
           <w:p>
             <w:r>
@@ -830,7 +830,7 @@
         <w:tc>
           <w:tcPr>
             <w:tcW w:type="dxa" w:w="1083"/>
-            <w:shd w:val="clear" w:color="auto" w:fill="D9E2F3"/>
+            <w:shd w:val="clear" w:color="auto" w:fill="E7E6E6"/>
           </w:tcPr>
           <w:p>
             <w:r>
@@ -850,7 +850,7 @@
         <w:tc>
           <w:tcPr>
             <w:tcW w:type="dxa" w:w="1083"/>
-            <w:shd w:val="clear" w:color="auto" w:fill="D9E2F3"/>
+            <w:shd w:val="clear" w:color="auto" w:fill="E7E6E6"/>
           </w:tcPr>
           <w:p>
             <w:r>
@@ -870,7 +870,7 @@
         <w:tc>
           <w:tcPr>
             <w:tcW w:type="dxa" w:w="1083"/>
-            <w:shd w:val="clear" w:color="auto" w:fill="D9E2F3"/>
+            <w:shd w:val="clear" w:color="auto" w:fill="E7E6E6"/>
           </w:tcPr>
           <w:p>
             <w:r>
@@ -890,7 +890,7 @@
         <w:tc>
           <w:tcPr>
             <w:tcW w:type="dxa" w:w="1083"/>
-            <w:shd w:val="clear" w:color="auto" w:fill="D9E2F3"/>
+            <w:shd w:val="clear" w:color="auto" w:fill="E7E6E6"/>
           </w:tcPr>
           <w:p>
             <w:r>
@@ -2048,7 +2048,7 @@
       <w:r>
         <w:rPr>
           <w:rFonts w:ascii="Consolas" w:hAnsi="Consolas"/>
-          <w:color w:val="8B1A1A"/>
+          <w:color w:val="000000"/>
           <w:sz w:val="19"/>
         </w:rPr>
         <w:t>subset</w:t>
@@ -2059,7 +2059,7 @@
       <w:r>
         <w:rPr>
           <w:rFonts w:ascii="Consolas" w:hAnsi="Consolas"/>
-          <w:color w:val="8B1A1A"/>
+          <w:color w:val="000000"/>
           <w:sz w:val="19"/>
         </w:rPr>
         <w:t>subset</w:t>
@@ -2116,7 +2116,7 @@
       <w:r>
         <w:rPr>
           <w:rFonts w:ascii="Consolas" w:hAnsi="Consolas"/>
-          <w:color w:val="8B1A1A"/>
+          <w:color w:val="000000"/>
           <w:sz w:val="19"/>
         </w:rPr>
         <w:t>source/source_version</w:t>
@@ -2172,7 +2172,7 @@
       <w:r>
         <w:rPr>
           <w:rFonts w:ascii="Consolas" w:hAnsi="Consolas"/>
-          <w:color w:val="8B1A1A"/>
+          <w:color w:val="000000"/>
           <w:sz w:val="19"/>
         </w:rPr>
         <w:t>source / source_version</w:t>
@@ -2183,7 +2183,7 @@
       <w:r>
         <w:rPr>
           <w:rFonts w:ascii="Consolas" w:hAnsi="Consolas"/>
-          <w:color w:val="8B1A1A"/>
+          <w:color w:val="000000"/>
           <w:sz w:val="19"/>
         </w:rPr>
         <w:t>subset</w:t>
@@ -2217,7 +2217,7 @@
       <w:r>
         <w:rPr>
           <w:rFonts w:ascii="Consolas" w:hAnsi="Consolas"/>
-          <w:color w:val="8B1A1A"/>
+          <w:color w:val="000000"/>
           <w:sz w:val="19"/>
         </w:rPr>
         <w:t>parquet.block.size</w:t>
@@ -2228,7 +2228,7 @@
       <w:r>
         <w:rPr>
           <w:rFonts w:ascii="Consolas" w:hAnsi="Consolas"/>
-          <w:color w:val="8B1A1A"/>
+          <w:color w:val="000000"/>
           <w:sz w:val="19"/>
         </w:rPr>
         <w:t>run_spark_etl(row_group_mb=16)</w:t>
@@ -2253,7 +2253,7 @@
       <w:r>
         <w:rPr>
           <w:rFonts w:ascii="Consolas" w:hAnsi="Consolas"/>
-          <w:color w:val="8B1A1A"/>
+          <w:color w:val="000000"/>
           <w:sz w:val="19"/>
         </w:rPr>
         <w:t>storage.compact()</w:t>
@@ -2264,7 +2264,7 @@
       <w:r>
         <w:rPr>
           <w:rFonts w:ascii="Consolas" w:hAnsi="Consolas"/>
-          <w:color w:val="8B1A1A"/>
+          <w:color w:val="000000"/>
           <w:sz w:val="19"/>
         </w:rPr>
         <w:t>ceil(dung lượng / 128 MB)</w:t>
@@ -2307,7 +2307,7 @@
       <w:r>
         <w:rPr>
           <w:rFonts w:ascii="Consolas" w:hAnsi="Consolas"/>
-          <w:color w:val="8B1A1A"/>
+          <w:color w:val="000000"/>
           <w:sz w:val="19"/>
         </w:rPr>
         <w:t>record_id</w:t>
@@ -2318,7 +2318,7 @@
       <w:r>
         <w:rPr>
           <w:rFonts w:ascii="Consolas" w:hAnsi="Consolas"/>
-          <w:color w:val="8B1A1A"/>
+          <w:color w:val="000000"/>
           <w:sz w:val="19"/>
         </w:rPr>
         <w:t>record_id</w:t>
@@ -2702,6 +2702,7 @@
     <w:rsid w:val="00FC693F"/>
     <w:rPr>
       <w:rFonts w:ascii="Times New Roman" w:hAnsi="Times New Roman" w:eastAsia="Times New Roman"/>
+      <w:color w:val="000000"/>
       <w:sz w:val="24"/>
     </w:rPr>
   </w:style>
@@ -2767,7 +2768,7 @@
       <w:rFonts w:ascii="Times New Roman" w:hAnsi="Times New Roman" w:eastAsia="Times New Roman" w:cs="Times New Roman"/>
       <w:b/>
       <w:bCs/>
-      <w:color w:val="1F3A68"/>
+      <w:color w:val="000000"/>
       <w:sz w:val="28"/>
       <w:szCs w:val="28"/>
     </w:rPr>
@@ -2791,7 +2792,7 @@
       <w:rFonts w:ascii="Times New Roman" w:hAnsi="Times New Roman" w:eastAsia="Times New Roman" w:cs="Times New Roman"/>
       <w:b/>
       <w:bCs/>
-      <w:color w:val="1F3A68"/>
+      <w:color w:val="000000"/>
       <w:sz w:val="26"/>
       <w:szCs w:val="26"/>
     </w:rPr>
@@ -2815,7 +2816,7 @@
       <w:rFonts w:ascii="Times New Roman" w:hAnsi="Times New Roman" w:eastAsia="Times New Roman" w:cs="Times New Roman"/>
       <w:b/>
       <w:bCs/>
-      <w:color w:val="1F3A68"/>
+      <w:color w:val="000000"/>
     </w:rPr>
   </w:style>
   <w:style w:type="paragraph" w:styleId="Heading4">
@@ -2840,7 +2841,7 @@
       <w:bCs/>
       <w:i/>
       <w:iCs/>
-      <w:color w:val="1F3A68"/>
+      <w:color w:val="000000"/>
     </w:rPr>
   </w:style>
   <w:style w:type="paragraph" w:styleId="Heading5">
@@ -2861,7 +2862,7 @@
     </w:pPr>
     <w:rPr>
       <w:rFonts w:asciiTheme="majorHAnsi" w:eastAsiaTheme="majorEastAsia" w:hAnsiTheme="majorHAnsi" w:cstheme="majorBidi"/>
-      <w:color w:val="243F60" w:themeColor="accent1" w:themeShade="7F"/>
+      <w:color w:val="000000"/>
     </w:rPr>
   </w:style>
   <w:style w:type="paragraph" w:styleId="Heading6">
@@ -2884,7 +2885,7 @@
       <w:rFonts w:asciiTheme="majorHAnsi" w:eastAsiaTheme="majorEastAsia" w:hAnsiTheme="majorHAnsi" w:cstheme="majorBidi"/>
       <w:i/>
       <w:iCs/>
-      <w:color w:val="243F60" w:themeColor="accent1" w:themeShade="7F"/>
+      <w:color w:val="000000"/>
     </w:rPr>
   </w:style>
   <w:style w:type="paragraph" w:styleId="Heading7">
@@ -2907,7 +2908,7 @@
       <w:rFonts w:asciiTheme="majorHAnsi" w:eastAsiaTheme="majorEastAsia" w:hAnsiTheme="majorHAnsi" w:cstheme="majorBidi"/>
       <w:i/>
       <w:iCs/>
-      <w:color w:val="404040" w:themeColor="text1" w:themeTint="BF"/>
+      <w:color w:val="000000"/>
     </w:rPr>
   </w:style>
   <w:style w:type="paragraph" w:styleId="Heading8">
@@ -2928,7 +2929,7 @@
     </w:pPr>
     <w:rPr>
       <w:rFonts w:asciiTheme="majorHAnsi" w:eastAsiaTheme="majorEastAsia" w:hAnsiTheme="majorHAnsi" w:cstheme="majorBidi"/>
-      <w:color w:val="4F81BD" w:themeColor="accent1"/>
+      <w:color w:val="000000"/>
       <w:sz w:val="20"/>
       <w:szCs w:val="20"/>
     </w:rPr>
@@ -2953,7 +2954,7 @@
       <w:rFonts w:asciiTheme="majorHAnsi" w:eastAsiaTheme="majorEastAsia" w:hAnsiTheme="majorHAnsi" w:cstheme="majorBidi"/>
       <w:i/>
       <w:iCs/>
-      <w:color w:val="404040" w:themeColor="text1" w:themeTint="BF"/>
+      <w:color w:val="000000"/>
       <w:sz w:val="20"/>
       <w:szCs w:val="20"/>
     </w:rPr>
@@ -3004,7 +3005,7 @@
       <w:rFonts w:asciiTheme="majorHAnsi" w:eastAsiaTheme="majorEastAsia" w:hAnsiTheme="majorHAnsi" w:cstheme="majorBidi"/>
       <w:b/>
       <w:bCs/>
-      <w:color w:val="365F91" w:themeColor="accent1" w:themeShade="BF"/>
+      <w:color w:val="000000"/>
       <w:sz w:val="28"/>
       <w:szCs w:val="28"/>
     </w:rPr>
@@ -3019,7 +3020,7 @@
       <w:rFonts w:asciiTheme="majorHAnsi" w:eastAsiaTheme="majorEastAsia" w:hAnsiTheme="majorHAnsi" w:cstheme="majorBidi"/>
       <w:b/>
       <w:bCs/>
-      <w:color w:val="4F81BD" w:themeColor="accent1"/>
+      <w:color w:val="000000"/>
       <w:sz w:val="26"/>
       <w:szCs w:val="26"/>
     </w:rPr>
@@ -3034,7 +3035,7 @@
       <w:rFonts w:asciiTheme="majorHAnsi" w:eastAsiaTheme="majorEastAsia" w:hAnsiTheme="majorHAnsi" w:cstheme="majorBidi"/>
       <w:b/>
       <w:bCs/>
-      <w:color w:val="4F81BD" w:themeColor="accent1"/>
+      <w:color w:val="000000"/>
     </w:rPr>
   </w:style>
   <w:style w:type="paragraph" w:styleId="Title">
@@ -3054,7 +3055,7 @@
     </w:pPr>
     <w:rPr>
       <w:rFonts w:ascii="Times New Roman" w:hAnsi="Times New Roman" w:eastAsia="Times New Roman" w:cs="Times New Roman"/>
-      <w:color w:val="1F3A68"/>
+      <w:color w:val="000000"/>
       <w:spacing w:val="5"/>
       <w:kern w:val="28"/>
       <w:sz w:val="52"/>
@@ -3069,7 +3070,7 @@
     <w:rsid w:val="00FC693F"/>
     <w:rPr>
       <w:rFonts w:asciiTheme="majorHAnsi" w:eastAsiaTheme="majorEastAsia" w:hAnsiTheme="majorHAnsi" w:cstheme="majorBidi"/>
-      <w:color w:val="17365D" w:themeColor="text2" w:themeShade="BF"/>
+      <w:color w:val="000000"/>
       <w:spacing w:val="5"/>
       <w:kern w:val="28"/>
       <w:sz w:val="52"/>
@@ -3093,7 +3094,7 @@
       <w:rFonts w:asciiTheme="majorHAnsi" w:eastAsiaTheme="majorEastAsia" w:hAnsiTheme="majorHAnsi" w:cstheme="majorBidi"/>
       <w:i/>
       <w:iCs/>
-      <w:color w:val="4F81BD" w:themeColor="accent1"/>
+      <w:color w:val="000000"/>
       <w:spacing w:val="15"/>
       <w:sz w:val="24"/>
       <w:szCs w:val="24"/>
@@ -3109,7 +3110,7 @@
       <w:rFonts w:asciiTheme="majorHAnsi" w:eastAsiaTheme="majorEastAsia" w:hAnsiTheme="majorHAnsi" w:cstheme="majorBidi"/>
       <w:i/>
       <w:iCs/>
-      <w:color w:val="4F81BD" w:themeColor="accent1"/>
+      <w:color w:val="000000"/>
       <w:spacing w:val="15"/>
       <w:sz w:val="24"/>
       <w:szCs w:val="24"/>
@@ -3381,7 +3382,7 @@
     <w:rPr>
       <w:i/>
       <w:iCs/>
-      <w:color w:val="000000" w:themeColor="text1"/>
+      <w:color w:val="000000"/>
     </w:rPr>
   </w:style>
   <w:style w:type="character" w:customStyle="1" w:styleId="QuoteChar">
@@ -3393,7 +3394,7 @@
     <w:rPr>
       <w:i/>
       <w:iCs/>
-      <w:color w:val="000000" w:themeColor="text1"/>
+      <w:color w:val="000000"/>
     </w:rPr>
   </w:style>
   <w:style w:type="character" w:customStyle="1" w:styleId="Heading4Char">
@@ -3409,7 +3410,7 @@
       <w:bCs/>
       <w:i/>
       <w:iCs/>
-      <w:color w:val="4F81BD" w:themeColor="accent1"/>
+      <w:color w:val="000000"/>
     </w:rPr>
   </w:style>
   <w:style w:type="character" w:customStyle="1" w:styleId="Heading5Char">
@@ -3421,7 +3422,7 @@
     <w:rsid w:val="00FC693F"/>
     <w:rPr>
       <w:rFonts w:asciiTheme="majorHAnsi" w:eastAsiaTheme="majorEastAsia" w:hAnsiTheme="majorHAnsi" w:cstheme="majorBidi"/>
-      <w:color w:val="243F60" w:themeColor="accent1" w:themeShade="7F"/>
+      <w:color w:val="000000"/>
     </w:rPr>
   </w:style>
   <w:style w:type="character" w:customStyle="1" w:styleId="Heading6Char">
@@ -3435,7 +3436,7 @@
       <w:rFonts w:asciiTheme="majorHAnsi" w:eastAsiaTheme="majorEastAsia" w:hAnsiTheme="majorHAnsi" w:cstheme="majorBidi"/>
       <w:i/>
       <w:iCs/>
-      <w:color w:val="243F60" w:themeColor="accent1" w:themeShade="7F"/>
+      <w:color w:val="000000"/>
     </w:rPr>
   </w:style>
   <w:style w:type="character" w:customStyle="1" w:styleId="Heading7Char">
@@ -3449,7 +3450,7 @@
       <w:rFonts w:asciiTheme="majorHAnsi" w:eastAsiaTheme="majorEastAsia" w:hAnsiTheme="majorHAnsi" w:cstheme="majorBidi"/>
       <w:i/>
       <w:iCs/>
-      <w:color w:val="404040" w:themeColor="text1" w:themeTint="BF"/>
+      <w:color w:val="000000"/>
     </w:rPr>
   </w:style>
   <w:style w:type="character" w:customStyle="1" w:styleId="Heading8Char">
@@ -3461,7 +3462,7 @@
     <w:rsid w:val="00FC693F"/>
     <w:rPr>
       <w:rFonts w:asciiTheme="majorHAnsi" w:eastAsiaTheme="majorEastAsia" w:hAnsiTheme="majorHAnsi" w:cstheme="majorBidi"/>
-      <w:color w:val="4F81BD" w:themeColor="accent1"/>
+      <w:color w:val="000000"/>
       <w:sz w:val="20"/>
       <w:szCs w:val="20"/>
     </w:rPr>
@@ -3477,7 +3478,7 @@
       <w:rFonts w:asciiTheme="majorHAnsi" w:eastAsiaTheme="majorEastAsia" w:hAnsiTheme="majorHAnsi" w:cstheme="majorBidi"/>
       <w:i/>
       <w:iCs/>
-      <w:color w:val="404040" w:themeColor="text1" w:themeTint="BF"/>
+      <w:color w:val="000000"/>
       <w:sz w:val="20"/>
       <w:szCs w:val="20"/>
     </w:rPr>
@@ -3497,7 +3498,7 @@
     <w:rPr>
       <w:b/>
       <w:bCs/>
-      <w:color w:val="4F81BD" w:themeColor="accent1"/>
+      <w:color w:val="000000"/>
       <w:sz w:val="18"/>
       <w:szCs w:val="18"/>
     </w:rPr>
@@ -3544,7 +3545,7 @@
       <w:bCs/>
       <w:i/>
       <w:iCs/>
-      <w:color w:val="4F81BD" w:themeColor="accent1"/>
+      <w:color w:val="000000"/>
     </w:rPr>
   </w:style>
   <w:style w:type="character" w:customStyle="1" w:styleId="IntenseQuoteChar">
@@ -3558,7 +3559,7 @@
       <w:bCs/>
       <w:i/>
       <w:iCs/>
-      <w:color w:val="4F81BD" w:themeColor="accent1"/>
+      <w:color w:val="000000"/>
     </w:rPr>
   </w:style>
   <w:style w:type="character" w:styleId="SubtleEmphasis">
@@ -3570,7 +3571,7 @@
     <w:rPr>
       <w:i/>
       <w:iCs/>
-      <w:color w:val="808080" w:themeColor="text1" w:themeTint="7F"/>
+      <w:color w:val="000000"/>
     </w:rPr>
   </w:style>
   <w:style w:type="character" w:styleId="IntenseEmphasis">
@@ -3584,7 +3585,7 @@
       <w:bCs/>
       <w:i/>
       <w:iCs/>
-      <w:color w:val="4F81BD" w:themeColor="accent1"/>
+      <w:color w:val="000000"/>
     </w:rPr>
   </w:style>
   <w:style w:type="character" w:styleId="SubtleReference">
@@ -3595,7 +3596,7 @@
     <w:rsid w:val="00FC693F"/>
     <w:rPr>
       <w:smallCaps/>
-      <w:color w:val="C0504D" w:themeColor="accent2"/>
+      <w:color w:val="000000"/>
       <w:u w:val="single"/>
     </w:rPr>
   </w:style>
@@ -3609,7 +3610,7 @@
       <w:b/>
       <w:bCs/>
       <w:smallCaps/>
-      <w:color w:val="C0504D" w:themeColor="accent2"/>
+      <w:color w:val="000000"/>
       <w:spacing w:val="5"/>
       <w:u w:val="single"/>
     </w:rPr>
@@ -3675,7 +3676,7 @@
       <w:spacing w:after="0" w:line="240" w:lineRule="auto"/>
     </w:pPr>
     <w:rPr>
-      <w:color w:val="000000" w:themeColor="text1" w:themeShade="BF"/>
+      <w:color w:val="000000"/>
     </w:rPr>
     <w:tblPr>
       <w:tblStyleRowBandSize w:val="1"/>
@@ -3778,7 +3779,7 @@
       <w:spacing w:after="0" w:line="240" w:lineRule="auto"/>
     </w:pPr>
     <w:rPr>
-      <w:color w:val="365F91" w:themeColor="accent1" w:themeShade="BF"/>
+      <w:color w:val="000000"/>
     </w:rPr>
     <w:tblPr>
       <w:tblStyleRowBandSize w:val="1"/>
@@ -3881,7 +3882,7 @@
       <w:spacing w:after="0" w:line="240" w:lineRule="auto"/>
     </w:pPr>
     <w:rPr>
-      <w:color w:val="943634" w:themeColor="accent2" w:themeShade="BF"/>
+      <w:color w:val="000000"/>
     </w:rPr>
     <w:tblPr>
       <w:tblStyleRowBandSize w:val="1"/>
@@ -3984,7 +3985,7 @@
       <w:spacing w:after="0" w:line="240" w:lineRule="auto"/>
     </w:pPr>
     <w:rPr>
-      <w:color w:val="76923C" w:themeColor="accent3" w:themeShade="BF"/>
+      <w:color w:val="000000"/>
     </w:rPr>
     <w:tblPr>
       <w:tblStyleRowBandSize w:val="1"/>
@@ -4087,7 +4088,7 @@
       <w:spacing w:after="0" w:line="240" w:lineRule="auto"/>
     </w:pPr>
     <w:rPr>
-      <w:color w:val="5F497A" w:themeColor="accent4" w:themeShade="BF"/>
+      <w:color w:val="000000"/>
     </w:rPr>
     <w:tblPr>
       <w:tblStyleRowBandSize w:val="1"/>
@@ -4190,7 +4191,7 @@
       <w:spacing w:after="0" w:line="240" w:lineRule="auto"/>
     </w:pPr>
     <w:rPr>
-      <w:color w:val="31849B" w:themeColor="accent5" w:themeShade="BF"/>
+      <w:color w:val="000000"/>
     </w:rPr>
     <w:tblPr>
       <w:tblStyleRowBandSize w:val="1"/>
@@ -4293,7 +4294,7 @@
       <w:spacing w:after="0" w:line="240" w:lineRule="auto"/>
     </w:pPr>
     <w:rPr>
-      <w:color w:val="E36C0A" w:themeColor="accent6" w:themeShade="BF"/>
+      <w:color w:val="000000"/>
     </w:rPr>
     <w:tblPr>
       <w:tblStyleRowBandSize w:val="1"/>
@@ -4419,7 +4420,7 @@
       <w:rPr>
         <w:b/>
         <w:bCs/>
-        <w:color w:val="FFFFFF" w:themeColor="background1"/>
+        <w:color w:val="000000"/>
       </w:rPr>
       <w:tblPr/>
       <w:tcPr>
@@ -4511,7 +4512,7 @@
       <w:rPr>
         <w:b/>
         <w:bCs/>
-        <w:color w:val="FFFFFF" w:themeColor="background1"/>
+        <w:color w:val="000000"/>
       </w:rPr>
       <w:tblPr/>
       <w:tcPr>
@@ -4603,7 +4604,7 @@
       <w:rPr>
         <w:b/>
         <w:bCs/>
-        <w:color w:val="FFFFFF" w:themeColor="background1"/>
+        <w:color w:val="000000"/>
       </w:rPr>
       <w:tblPr/>
       <w:tcPr>
@@ -4695,7 +4696,7 @@
       <w:rPr>
         <w:b/>
         <w:bCs/>
-        <w:color w:val="FFFFFF" w:themeColor="background1"/>
+        <w:color w:val="000000"/>
       </w:rPr>
       <w:tblPr/>
       <w:tcPr>
@@ -4787,7 +4788,7 @@
       <w:rPr>
         <w:b/>
         <w:bCs/>
-        <w:color w:val="FFFFFF" w:themeColor="background1"/>
+        <w:color w:val="000000"/>
       </w:rPr>
       <w:tblPr/>
       <w:tcPr>
@@ -4879,7 +4880,7 @@
       <w:rPr>
         <w:b/>
         <w:bCs/>
-        <w:color w:val="FFFFFF" w:themeColor="background1"/>
+        <w:color w:val="000000"/>
       </w:rPr>
       <w:tblPr/>
       <w:tcPr>
@@ -4971,7 +4972,7 @@
       <w:rPr>
         <w:b/>
         <w:bCs/>
-        <w:color w:val="FFFFFF" w:themeColor="background1"/>
+        <w:color w:val="000000"/>
       </w:rPr>
       <w:tblPr/>
       <w:tcPr>
@@ -5974,7 +5975,7 @@
       <w:rPr>
         <w:b/>
         <w:bCs/>
-        <w:color w:val="FFFFFF" w:themeColor="background1"/>
+        <w:color w:val="000000"/>
       </w:rPr>
       <w:tblPr/>
       <w:tcPr>
@@ -6080,7 +6081,7 @@
       <w:rPr>
         <w:b/>
         <w:bCs/>
-        <w:color w:val="FFFFFF" w:themeColor="background1"/>
+        <w:color w:val="000000"/>
       </w:rPr>
       <w:tblPr/>
       <w:tcPr>
@@ -6186,7 +6187,7 @@
       <w:rPr>
         <w:b/>
         <w:bCs/>
-        <w:color w:val="FFFFFF" w:themeColor="background1"/>
+        <w:color w:val="000000"/>
       </w:rPr>
       <w:tblPr/>
       <w:tcPr>
@@ -6292,7 +6293,7 @@
       <w:rPr>
         <w:b/>
         <w:bCs/>
-        <w:color w:val="FFFFFF" w:themeColor="background1"/>
+        <w:color w:val="000000"/>
       </w:rPr>
       <w:tblPr/>
       <w:tcPr>
@@ -6398,7 +6399,7 @@
       <w:rPr>
         <w:b/>
         <w:bCs/>
-        <w:color w:val="FFFFFF" w:themeColor="background1"/>
+        <w:color w:val="000000"/>
       </w:rPr>
       <w:tblPr/>
       <w:tcPr>
@@ -6504,7 +6505,7 @@
       <w:rPr>
         <w:b/>
         <w:bCs/>
-        <w:color w:val="FFFFFF" w:themeColor="background1"/>
+        <w:color w:val="000000"/>
       </w:rPr>
       <w:tblPr/>
       <w:tcPr>
@@ -6610,7 +6611,7 @@
       <w:rPr>
         <w:b/>
         <w:bCs/>
-        <w:color w:val="FFFFFF" w:themeColor="background1"/>
+        <w:color w:val="000000"/>
       </w:rPr>
       <w:tblPr/>
       <w:tcPr>
@@ -6713,7 +6714,7 @@
       <w:rPr>
         <w:b/>
         <w:bCs/>
-        <w:color w:val="FFFFFF" w:themeColor="background1"/>
+        <w:color w:val="000000"/>
       </w:rPr>
       <w:tblPr/>
       <w:tcPr>
@@ -6733,7 +6734,7 @@
         <w:spacing w:before="0" w:after="0" w:line="240" w:lineRule="auto"/>
       </w:pPr>
       <w:rPr>
-        <w:color w:val="auto"/>
+        <w:color w:val="000000"/>
       </w:rPr>
       <w:tblPr/>
       <w:tcPr>
@@ -6752,7 +6753,7 @@
       <w:rPr>
         <w:b/>
         <w:bCs/>
-        <w:color w:val="FFFFFF" w:themeColor="background1"/>
+        <w:color w:val="000000"/>
       </w:rPr>
       <w:tblPr/>
       <w:tcPr>
@@ -6771,7 +6772,7 @@
       <w:rPr>
         <w:b/>
         <w:bCs/>
-        <w:color w:val="FFFFFF" w:themeColor="background1"/>
+        <w:color w:val="000000"/>
       </w:rPr>
       <w:tblPr/>
       <w:tcPr>
@@ -6817,7 +6818,7 @@
     </w:tblStylePr>
     <w:tblStylePr w:type="nwCell">
       <w:rPr>
-        <w:color w:val="FFFFFF" w:themeColor="background1"/>
+        <w:color w:val="000000"/>
       </w:rPr>
       <w:tblPr/>
       <w:tcPr>
@@ -6862,7 +6863,7 @@
       <w:rPr>
         <w:b/>
         <w:bCs/>
-        <w:color w:val="FFFFFF" w:themeColor="background1"/>
+        <w:color w:val="000000"/>
       </w:rPr>
       <w:tblPr/>
       <w:tcPr>
@@ -6882,7 +6883,7 @@
         <w:spacing w:before="0" w:after="0" w:line="240" w:lineRule="auto"/>
       </w:pPr>
       <w:rPr>
-        <w:color w:val="auto"/>
+        <w:color w:val="000000"/>
       </w:rPr>
       <w:tblPr/>
       <w:tcPr>
@@ -6901,7 +6902,7 @@
       <w:rPr>
         <w:b/>
         <w:bCs/>
-        <w:color w:val="FFFFFF" w:themeColor="background1"/>
+        <w:color w:val="000000"/>
       </w:rPr>
       <w:tblPr/>
       <w:tcPr>
@@ -6920,7 +6921,7 @@
       <w:rPr>
         <w:b/>
         <w:bCs/>
-        <w:color w:val="FFFFFF" w:themeColor="background1"/>
+        <w:color w:val="000000"/>
       </w:rPr>
       <w:tblPr/>
       <w:tcPr>
@@ -6966,7 +6967,7 @@
     </w:tblStylePr>
     <w:tblStylePr w:type="nwCell">
       <w:rPr>
-        <w:color w:val="FFFFFF" w:themeColor="background1"/>
+        <w:color w:val="000000"/>
       </w:rPr>
       <w:tblPr/>
       <w:tcPr>
@@ -7011,7 +7012,7 @@
       <w:rPr>
         <w:b/>
         <w:bCs/>
-        <w:color w:val="FFFFFF" w:themeColor="background1"/>
+        <w:color w:val="000000"/>
       </w:rPr>
       <w:tblPr/>
       <w:tcPr>
@@ -7031,7 +7032,7 @@
         <w:spacing w:before="0" w:after="0" w:line="240" w:lineRule="auto"/>
       </w:pPr>
       <w:rPr>
-        <w:color w:val="auto"/>
+        <w:color w:val="000000"/>
       </w:rPr>
       <w:tblPr/>
       <w:tcPr>
@@ -7050,7 +7051,7 @@
       <w:rPr>
         <w:b/>
         <w:bCs/>
-        <w:color w:val="FFFFFF" w:themeColor="background1"/>
+        <w:color w:val="000000"/>
       </w:rPr>
       <w:tblPr/>
       <w:tcPr>
@@ -7069,7 +7070,7 @@
       <w:rPr>
         <w:b/>
         <w:bCs/>
-        <w:color w:val="FFFFFF" w:themeColor="background1"/>
+        <w:color w:val="000000"/>
       </w:rPr>
       <w:tblPr/>
       <w:tcPr>
@@ -7115,7 +7116,7 @@
     </w:tblStylePr>
     <w:tblStylePr w:type="nwCell">
       <w:rPr>
-        <w:color w:val="FFFFFF" w:themeColor="background1"/>
+        <w:color w:val="000000"/>
       </w:rPr>
       <w:tblPr/>
       <w:tcPr>
@@ -7160,7 +7161,7 @@
       <w:rPr>
         <w:b/>
         <w:bCs/>
-        <w:color w:val="FFFFFF" w:themeColor="background1"/>
+        <w:color w:val="000000"/>
       </w:rPr>
       <w:tblPr/>
       <w:tcPr>
@@ -7180,7 +7181,7 @@
         <w:spacing w:before="0" w:after="0" w:line="240" w:lineRule="auto"/>
       </w:pPr>
       <w:rPr>
-        <w:color w:val="auto"/>
+        <w:color w:val="000000"/>
       </w:rPr>
       <w:tblPr/>
       <w:tcPr>
@@ -7199,7 +7200,7 @@
       <w:rPr>
         <w:b/>
         <w:bCs/>
-        <w:color w:val="FFFFFF" w:themeColor="background1"/>
+        <w:color w:val="000000"/>
       </w:rPr>
       <w:tblPr/>
       <w:tcPr>
@@ -7218,7 +7219,7 @@
       <w:rPr>
         <w:b/>
         <w:bCs/>
-        <w:color w:val="FFFFFF" w:themeColor="background1"/>
+        <w:color w:val="000000"/>
       </w:rPr>
       <w:tblPr/>
       <w:tcPr>
@@ -7264,7 +7265,7 @@
     </w:tblStylePr>
     <w:tblStylePr w:type="nwCell">
       <w:rPr>
-        <w:color w:val="FFFFFF" w:themeColor="background1"/>
+        <w:color w:val="000000"/>
       </w:rPr>
       <w:tblPr/>
       <w:tcPr>
@@ -7309,7 +7310,7 @@
       <w:rPr>
         <w:b/>
         <w:bCs/>
-        <w:color w:val="FFFFFF" w:themeColor="background1"/>
+        <w:color w:val="000000"/>
       </w:rPr>
       <w:tblPr/>
       <w:tcPr>
@@ -7329,7 +7330,7 @@
         <w:spacing w:before="0" w:after="0" w:line="240" w:lineRule="auto"/>
       </w:pPr>
       <w:rPr>
-        <w:color w:val="auto"/>
+        <w:color w:val="000000"/>
       </w:rPr>
       <w:tblPr/>
       <w:tcPr>
@@ -7348,7 +7349,7 @@
       <w:rPr>
         <w:b/>
         <w:bCs/>
-        <w:color w:val="FFFFFF" w:themeColor="background1"/>
+        <w:color w:val="000000"/>
       </w:rPr>
       <w:tblPr/>
       <w:tcPr>
@@ -7367,7 +7368,7 @@
       <w:rPr>
         <w:b/>
         <w:bCs/>
-        <w:color w:val="FFFFFF" w:themeColor="background1"/>
+        <w:color w:val="000000"/>
       </w:rPr>
       <w:tblPr/>
       <w:tcPr>
@@ -7413,7 +7414,7 @@
     </w:tblStylePr>
     <w:tblStylePr w:type="nwCell">
       <w:rPr>
-        <w:color w:val="FFFFFF" w:themeColor="background1"/>
+        <w:color w:val="000000"/>
       </w:rPr>
       <w:tblPr/>
       <w:tcPr>
@@ -7458,7 +7459,7 @@
       <w:rPr>
         <w:b/>
         <w:bCs/>
-        <w:color w:val="FFFFFF" w:themeColor="background1"/>
+        <w:color w:val="000000"/>
       </w:rPr>
       <w:tblPr/>
       <w:tcPr>
@@ -7478,7 +7479,7 @@
         <w:spacing w:before="0" w:after="0" w:line="240" w:lineRule="auto"/>
       </w:pPr>
       <w:rPr>
-        <w:color w:val="auto"/>
+        <w:color w:val="000000"/>
       </w:rPr>
       <w:tblPr/>
       <w:tcPr>
@@ -7497,7 +7498,7 @@
       <w:rPr>
         <w:b/>
         <w:bCs/>
-        <w:color w:val="FFFFFF" w:themeColor="background1"/>
+        <w:color w:val="000000"/>
       </w:rPr>
       <w:tblPr/>
       <w:tcPr>
@@ -7516,7 +7517,7 @@
       <w:rPr>
         <w:b/>
         <w:bCs/>
-        <w:color w:val="FFFFFF" w:themeColor="background1"/>
+        <w:color w:val="000000"/>
       </w:rPr>
       <w:tblPr/>
       <w:tcPr>
@@ -7562,7 +7563,7 @@
     </w:tblStylePr>
     <w:tblStylePr w:type="nwCell">
       <w:rPr>
-        <w:color w:val="FFFFFF" w:themeColor="background1"/>
+        <w:color w:val="000000"/>
       </w:rPr>
       <w:tblPr/>
       <w:tcPr>
@@ -7607,7 +7608,7 @@
       <w:rPr>
         <w:b/>
         <w:bCs/>
-        <w:color w:val="FFFFFF" w:themeColor="background1"/>
+        <w:color w:val="000000"/>
       </w:rPr>
       <w:tblPr/>
       <w:tcPr>
@@ -7627,7 +7628,7 @@
         <w:spacing w:before="0" w:after="0" w:line="240" w:lineRule="auto"/>
       </w:pPr>
       <w:rPr>
-        <w:color w:val="auto"/>
+        <w:color w:val="000000"/>
       </w:rPr>
       <w:tblPr/>
       <w:tcPr>
@@ -7646,7 +7647,7 @@
       <w:rPr>
         <w:b/>
         <w:bCs/>
-        <w:color w:val="FFFFFF" w:themeColor="background1"/>
+        <w:color w:val="000000"/>
       </w:rPr>
       <w:tblPr/>
       <w:tcPr>
@@ -7665,7 +7666,7 @@
       <w:rPr>
         <w:b/>
         <w:bCs/>
-        <w:color w:val="FFFFFF" w:themeColor="background1"/>
+        <w:color w:val="000000"/>
       </w:rPr>
       <w:tblPr/>
       <w:tcPr>
@@ -7711,7 +7712,7 @@
     </w:tblStylePr>
     <w:tblStylePr w:type="nwCell">
       <w:rPr>
-        <w:color w:val="FFFFFF" w:themeColor="background1"/>
+        <w:color w:val="000000"/>
       </w:rPr>
       <w:tblPr/>
       <w:tcPr>
@@ -7735,7 +7736,7 @@
       <w:spacing w:after="0" w:line="240" w:lineRule="auto"/>
     </w:pPr>
     <w:rPr>
-      <w:color w:val="000000" w:themeColor="text1"/>
+      <w:color w:val="000000"/>
     </w:rPr>
     <w:tblPr>
       <w:tblStyleRowBandSize w:val="1"/>
@@ -7768,7 +7769,7 @@
       <w:rPr>
         <w:b/>
         <w:bCs/>
-        <w:color w:val="1F497D" w:themeColor="text2"/>
+        <w:color w:val="000000"/>
       </w:rPr>
       <w:tblPr/>
       <w:tcPr>
@@ -7819,7 +7820,7 @@
       <w:spacing w:after="0" w:line="240" w:lineRule="auto"/>
     </w:pPr>
     <w:rPr>
-      <w:color w:val="000000" w:themeColor="text1"/>
+      <w:color w:val="000000"/>
     </w:rPr>
     <w:tblPr>
       <w:tblStyleRowBandSize w:val="1"/>
@@ -7852,7 +7853,7 @@
       <w:rPr>
         <w:b/>
         <w:bCs/>
-        <w:color w:val="1F497D" w:themeColor="text2"/>
+        <w:color w:val="000000"/>
       </w:rPr>
       <w:tblPr/>
       <w:tcPr>
@@ -7903,7 +7904,7 @@
       <w:spacing w:after="0" w:line="240" w:lineRule="auto"/>
     </w:pPr>
     <w:rPr>
-      <w:color w:val="000000" w:themeColor="text1"/>
+      <w:color w:val="000000"/>
     </w:rPr>
     <w:tblPr>
       <w:tblStyleRowBandSize w:val="1"/>
@@ -7936,7 +7937,7 @@
       <w:rPr>
         <w:b/>
         <w:bCs/>
-        <w:color w:val="1F497D" w:themeColor="text2"/>
+        <w:color w:val="000000"/>
       </w:rPr>
       <w:tblPr/>
       <w:tcPr>
@@ -7987,7 +7988,7 @@
       <w:spacing w:after="0" w:line="240" w:lineRule="auto"/>
     </w:pPr>
     <w:rPr>
-      <w:color w:val="000000" w:themeColor="text1"/>
+      <w:color w:val="000000"/>
     </w:rPr>
     <w:tblPr>
       <w:tblStyleRowBandSize w:val="1"/>
@@ -8020,7 +8021,7 @@
       <w:rPr>
         <w:b/>
         <w:bCs/>
-        <w:color w:val="1F497D" w:themeColor="text2"/>
+        <w:color w:val="000000"/>
       </w:rPr>
       <w:tblPr/>
       <w:tcPr>
@@ -8071,7 +8072,7 @@
       <w:spacing w:after="0" w:line="240" w:lineRule="auto"/>
     </w:pPr>
     <w:rPr>
-      <w:color w:val="000000" w:themeColor="text1"/>
+      <w:color w:val="000000"/>
     </w:rPr>
     <w:tblPr>
       <w:tblStyleRowBandSize w:val="1"/>
@@ -8104,7 +8105,7 @@
       <w:rPr>
         <w:b/>
         <w:bCs/>
-        <w:color w:val="1F497D" w:themeColor="text2"/>
+        <w:color w:val="000000"/>
       </w:rPr>
       <w:tblPr/>
       <w:tcPr>
@@ -8155,7 +8156,7 @@
       <w:spacing w:after="0" w:line="240" w:lineRule="auto"/>
     </w:pPr>
     <w:rPr>
-      <w:color w:val="000000" w:themeColor="text1"/>
+      <w:color w:val="000000"/>
     </w:rPr>
     <w:tblPr>
       <w:tblStyleRowBandSize w:val="1"/>
@@ -8188,7 +8189,7 @@
       <w:rPr>
         <w:b/>
         <w:bCs/>
-        <w:color w:val="1F497D" w:themeColor="text2"/>
+        <w:color w:val="000000"/>
       </w:rPr>
       <w:tblPr/>
       <w:tcPr>
@@ -8239,7 +8240,7 @@
       <w:spacing w:after="0" w:line="240" w:lineRule="auto"/>
     </w:pPr>
     <w:rPr>
-      <w:color w:val="000000" w:themeColor="text1"/>
+      <w:color w:val="000000"/>
     </w:rPr>
     <w:tblPr>
       <w:tblStyleRowBandSize w:val="1"/>
@@ -8272,7 +8273,7 @@
       <w:rPr>
         <w:b/>
         <w:bCs/>
-        <w:color w:val="1F497D" w:themeColor="text2"/>
+        <w:color w:val="000000"/>
       </w:rPr>
       <w:tblPr/>
       <w:tcPr>
@@ -8324,7 +8325,7 @@
     </w:pPr>
     <w:rPr>
       <w:rFonts w:asciiTheme="majorHAnsi" w:eastAsiaTheme="majorEastAsia" w:hAnsiTheme="majorHAnsi" w:cstheme="majorBidi"/>
-      <w:color w:val="000000" w:themeColor="text1"/>
+      <w:color w:val="000000"/>
     </w:rPr>
     <w:tblPr>
       <w:tblStyleRowBandSize w:val="1"/>
@@ -8452,7 +8453,7 @@
     </w:pPr>
     <w:rPr>
       <w:rFonts w:asciiTheme="majorHAnsi" w:eastAsiaTheme="majorEastAsia" w:hAnsiTheme="majorHAnsi" w:cstheme="majorBidi"/>
-      <w:color w:val="000000" w:themeColor="text1"/>
+      <w:color w:val="000000"/>
     </w:rPr>
     <w:tblPr>
       <w:tblStyleRowBandSize w:val="1"/>
@@ -8580,7 +8581,7 @@
     </w:pPr>
     <w:rPr>
       <w:rFonts w:asciiTheme="majorHAnsi" w:eastAsiaTheme="majorEastAsia" w:hAnsiTheme="majorHAnsi" w:cstheme="majorBidi"/>
-      <w:color w:val="000000" w:themeColor="text1"/>
+      <w:color w:val="000000"/>
     </w:rPr>
     <w:tblPr>
       <w:tblStyleRowBandSize w:val="1"/>
@@ -8708,7 +8709,7 @@
     </w:pPr>
     <w:rPr>
       <w:rFonts w:asciiTheme="majorHAnsi" w:eastAsiaTheme="majorEastAsia" w:hAnsiTheme="majorHAnsi" w:cstheme="majorBidi"/>
-      <w:color w:val="000000" w:themeColor="text1"/>
+      <w:color w:val="000000"/>
     </w:rPr>
     <w:tblPr>
       <w:tblStyleRowBandSize w:val="1"/>
@@ -8836,7 +8837,7 @@
     </w:pPr>
     <w:rPr>
       <w:rFonts w:asciiTheme="majorHAnsi" w:eastAsiaTheme="majorEastAsia" w:hAnsiTheme="majorHAnsi" w:cstheme="majorBidi"/>
-      <w:color w:val="000000" w:themeColor="text1"/>
+      <w:color w:val="000000"/>
     </w:rPr>
     <w:tblPr>
       <w:tblStyleRowBandSize w:val="1"/>
@@ -8964,7 +8965,7 @@
     </w:pPr>
     <w:rPr>
       <w:rFonts w:asciiTheme="majorHAnsi" w:eastAsiaTheme="majorEastAsia" w:hAnsiTheme="majorHAnsi" w:cstheme="majorBidi"/>
-      <w:color w:val="000000" w:themeColor="text1"/>
+      <w:color w:val="000000"/>
     </w:rPr>
     <w:tblPr>
       <w:tblStyleRowBandSize w:val="1"/>
@@ -9092,7 +9093,7 @@
     </w:pPr>
     <w:rPr>
       <w:rFonts w:asciiTheme="majorHAnsi" w:eastAsiaTheme="majorEastAsia" w:hAnsiTheme="majorHAnsi" w:cstheme="majorBidi"/>
-      <w:color w:val="000000" w:themeColor="text1"/>
+      <w:color w:val="000000"/>
     </w:rPr>
     <w:tblPr>
       <w:tblStyleRowBandSize w:val="1"/>
@@ -9731,7 +9732,7 @@
     </w:pPr>
     <w:rPr>
       <w:rFonts w:asciiTheme="majorHAnsi" w:eastAsiaTheme="majorEastAsia" w:hAnsiTheme="majorHAnsi" w:cstheme="majorBidi"/>
-      <w:color w:val="000000" w:themeColor="text1"/>
+      <w:color w:val="000000"/>
     </w:rPr>
     <w:tblPr>
       <w:tblStyleRowBandSize w:val="1"/>
@@ -9759,7 +9760,7 @@
       <w:rPr>
         <w:b/>
         <w:bCs/>
-        <w:color w:val="000000" w:themeColor="text1"/>
+        <w:color w:val="000000"/>
       </w:rPr>
       <w:tblPr/>
       <w:tcPr>
@@ -9770,7 +9771,7 @@
       <w:rPr>
         <w:b/>
         <w:bCs/>
-        <w:color w:val="000000" w:themeColor="text1"/>
+        <w:color w:val="000000"/>
       </w:rPr>
       <w:tblPr/>
       <w:tcPr>
@@ -9789,7 +9790,7 @@
       <w:rPr>
         <w:b/>
         <w:bCs/>
-        <w:color w:val="000000" w:themeColor="text1"/>
+        <w:color w:val="000000"/>
       </w:rPr>
       <w:tblPr/>
       <w:tcPr>
@@ -9808,7 +9809,7 @@
       <w:rPr>
         <w:b w:val="0"/>
         <w:bCs w:val="0"/>
-        <w:color w:val="000000" w:themeColor="text1"/>
+        <w:color w:val="000000"/>
       </w:rPr>
       <w:tblPr/>
       <w:tcPr>
@@ -9856,7 +9857,7 @@
     </w:pPr>
     <w:rPr>
       <w:rFonts w:asciiTheme="majorHAnsi" w:eastAsiaTheme="majorEastAsia" w:hAnsiTheme="majorHAnsi" w:cstheme="majorBidi"/>
-      <w:color w:val="000000" w:themeColor="text1"/>
+      <w:color w:val="000000"/>
     </w:rPr>
     <w:tblPr>
       <w:tblStyleRowBandSize w:val="1"/>
@@ -9884,7 +9885,7 @@
       <w:rPr>
         <w:b/>
         <w:bCs/>
-        <w:color w:val="000000" w:themeColor="text1"/>
+        <w:color w:val="000000"/>
       </w:rPr>
       <w:tblPr/>
       <w:tcPr>
@@ -9895,7 +9896,7 @@
       <w:rPr>
         <w:b/>
         <w:bCs/>
-        <w:color w:val="000000" w:themeColor="text1"/>
+        <w:color w:val="000000"/>
       </w:rPr>
       <w:tblPr/>
       <w:tcPr>
@@ -9914,7 +9915,7 @@
       <w:rPr>
         <w:b/>
         <w:bCs/>
-        <w:color w:val="000000" w:themeColor="text1"/>
+        <w:color w:val="000000"/>
       </w:rPr>
       <w:tblPr/>
       <w:tcPr>
@@ -9933,7 +9934,7 @@
       <w:rPr>
         <w:b w:val="0"/>
         <w:bCs w:val="0"/>
-        <w:color w:val="000000" w:themeColor="text1"/>
+        <w:color w:val="000000"/>
       </w:rPr>
       <w:tblPr/>
       <w:tcPr>
@@ -9981,7 +9982,7 @@
     </w:pPr>
     <w:rPr>
       <w:rFonts w:asciiTheme="majorHAnsi" w:eastAsiaTheme="majorEastAsia" w:hAnsiTheme="majorHAnsi" w:cstheme="majorBidi"/>
-      <w:color w:val="000000" w:themeColor="text1"/>
+      <w:color w:val="000000"/>
     </w:rPr>
     <w:tblPr>
       <w:tblStyleRowBandSize w:val="1"/>
@@ -10009,7 +10010,7 @@
       <w:rPr>
         <w:b/>
         <w:bCs/>
-        <w:color w:val="000000" w:themeColor="text1"/>
+        <w:color w:val="000000"/>
       </w:rPr>
       <w:tblPr/>
       <w:tcPr>
@@ -10020,7 +10021,7 @@
       <w:rPr>
         <w:b/>
         <w:bCs/>
-        <w:color w:val="000000" w:themeColor="text1"/>
+        <w:color w:val="000000"/>
       </w:rPr>
       <w:tblPr/>
       <w:tcPr>
@@ -10039,7 +10040,7 @@
       <w:rPr>
         <w:b/>
         <w:bCs/>
-        <w:color w:val="000000" w:themeColor="text1"/>
+        <w:color w:val="000000"/>
       </w:rPr>
       <w:tblPr/>
       <w:tcPr>
@@ -10058,7 +10059,7 @@
       <w:rPr>
         <w:b w:val="0"/>
         <w:bCs w:val="0"/>
-        <w:color w:val="000000" w:themeColor="text1"/>
+        <w:color w:val="000000"/>
       </w:rPr>
       <w:tblPr/>
       <w:tcPr>
@@ -10106,7 +10107,7 @@
     </w:pPr>
     <w:rPr>
       <w:rFonts w:asciiTheme="majorHAnsi" w:eastAsiaTheme="majorEastAsia" w:hAnsiTheme="majorHAnsi" w:cstheme="majorBidi"/>
-      <w:color w:val="000000" w:themeColor="text1"/>
+      <w:color w:val="000000"/>
     </w:rPr>
     <w:tblPr>
       <w:tblStyleRowBandSize w:val="1"/>
@@ -10134,7 +10135,7 @@
       <w:rPr>
         <w:b/>
         <w:bCs/>
-        <w:color w:val="000000" w:themeColor="text1"/>
+        <w:color w:val="000000"/>
       </w:rPr>
       <w:tblPr/>
       <w:tcPr>
@@ -10145,7 +10146,7 @@
       <w:rPr>
         <w:b/>
         <w:bCs/>
-        <w:color w:val="000000" w:themeColor="text1"/>
+        <w:color w:val="000000"/>
       </w:rPr>
       <w:tblPr/>
       <w:tcPr>
@@ -10164,7 +10165,7 @@
       <w:rPr>
         <w:b/>
         <w:bCs/>
-        <w:color w:val="000000" w:themeColor="text1"/>
+        <w:color w:val="000000"/>
       </w:rPr>
       <w:tblPr/>
       <w:tcPr>
@@ -10183,7 +10184,7 @@
       <w:rPr>
         <w:b w:val="0"/>
         <w:bCs w:val="0"/>
-        <w:color w:val="000000" w:themeColor="text1"/>
+        <w:color w:val="000000"/>
       </w:rPr>
       <w:tblPr/>
       <w:tcPr>
@@ -10231,7 +10232,7 @@
     </w:pPr>
     <w:rPr>
       <w:rFonts w:asciiTheme="majorHAnsi" w:eastAsiaTheme="majorEastAsia" w:hAnsiTheme="majorHAnsi" w:cstheme="majorBidi"/>
-      <w:color w:val="000000" w:themeColor="text1"/>
+      <w:color w:val="000000"/>
     </w:rPr>
     <w:tblPr>
       <w:tblStyleRowBandSize w:val="1"/>
@@ -10259,7 +10260,7 @@
       <w:rPr>
         <w:b/>
         <w:bCs/>
-        <w:color w:val="000000" w:themeColor="text1"/>
+        <w:color w:val="000000"/>
       </w:rPr>
       <w:tblPr/>
       <w:tcPr>
@@ -10270,7 +10271,7 @@
       <w:rPr>
         <w:b/>
         <w:bCs/>
-        <w:color w:val="000000" w:themeColor="text1"/>
+        <w:color w:val="000000"/>
       </w:rPr>
       <w:tblPr/>
       <w:tcPr>
@@ -10289,7 +10290,7 @@
       <w:rPr>
         <w:b/>
         <w:bCs/>
-        <w:color w:val="000000" w:themeColor="text1"/>
+        <w:color w:val="000000"/>
       </w:rPr>
       <w:tblPr/>
       <w:tcPr>
@@ -10308,7 +10309,7 @@
       <w:rPr>
         <w:b w:val="0"/>
         <w:bCs w:val="0"/>
-        <w:color w:val="000000" w:themeColor="text1"/>
+        <w:color w:val="000000"/>
       </w:rPr>
       <w:tblPr/>
       <w:tcPr>
@@ -10356,7 +10357,7 @@
     </w:pPr>
     <w:rPr>
       <w:rFonts w:asciiTheme="majorHAnsi" w:eastAsiaTheme="majorEastAsia" w:hAnsiTheme="majorHAnsi" w:cstheme="majorBidi"/>
-      <w:color w:val="000000" w:themeColor="text1"/>
+      <w:color w:val="000000"/>
     </w:rPr>
     <w:tblPr>
       <w:tblStyleRowBandSize w:val="1"/>
@@ -10384,7 +10385,7 @@
       <w:rPr>
         <w:b/>
         <w:bCs/>
-        <w:color w:val="000000" w:themeColor="text1"/>
+        <w:color w:val="000000"/>
       </w:rPr>
       <w:tblPr/>
       <w:tcPr>
@@ -10395,7 +10396,7 @@
       <w:rPr>
         <w:b/>
         <w:bCs/>
-        <w:color w:val="000000" w:themeColor="text1"/>
+        <w:color w:val="000000"/>
       </w:rPr>
       <w:tblPr/>
       <w:tcPr>
@@ -10414,7 +10415,7 @@
       <w:rPr>
         <w:b/>
         <w:bCs/>
-        <w:color w:val="000000" w:themeColor="text1"/>
+        <w:color w:val="000000"/>
       </w:rPr>
       <w:tblPr/>
       <w:tcPr>
@@ -10433,7 +10434,7 @@
       <w:rPr>
         <w:b w:val="0"/>
         <w:bCs w:val="0"/>
-        <w:color w:val="000000" w:themeColor="text1"/>
+        <w:color w:val="000000"/>
       </w:rPr>
       <w:tblPr/>
       <w:tcPr>
@@ -10481,7 +10482,7 @@
     </w:pPr>
     <w:rPr>
       <w:rFonts w:asciiTheme="majorHAnsi" w:eastAsiaTheme="majorEastAsia" w:hAnsiTheme="majorHAnsi" w:cstheme="majorBidi"/>
-      <w:color w:val="000000" w:themeColor="text1"/>
+      <w:color w:val="000000"/>
     </w:rPr>
     <w:tblPr>
       <w:tblStyleRowBandSize w:val="1"/>
@@ -10509,7 +10510,7 @@
       <w:rPr>
         <w:b/>
         <w:bCs/>
-        <w:color w:val="000000" w:themeColor="text1"/>
+        <w:color w:val="000000"/>
       </w:rPr>
       <w:tblPr/>
       <w:tcPr>
@@ -10520,7 +10521,7 @@
       <w:rPr>
         <w:b/>
         <w:bCs/>
-        <w:color w:val="000000" w:themeColor="text1"/>
+        <w:color w:val="000000"/>
       </w:rPr>
       <w:tblPr/>
       <w:tcPr>
@@ -10539,7 +10540,7 @@
       <w:rPr>
         <w:b/>
         <w:bCs/>
-        <w:color w:val="000000" w:themeColor="text1"/>
+        <w:color w:val="000000"/>
       </w:rPr>
       <w:tblPr/>
       <w:tcPr>
@@ -10558,7 +10559,7 @@
       <w:rPr>
         <w:b w:val="0"/>
         <w:bCs w:val="0"/>
-        <w:color w:val="000000" w:themeColor="text1"/>
+        <w:color w:val="000000"/>
       </w:rPr>
       <w:tblPr/>
       <w:tcPr>
@@ -10632,7 +10633,7 @@
         <w:bCs/>
         <w:i w:val="0"/>
         <w:iCs w:val="0"/>
-        <w:color w:val="FFFFFF" w:themeColor="background1"/>
+        <w:color w:val="000000"/>
       </w:rPr>
       <w:tblPr/>
       <w:tcPr>
@@ -10653,7 +10654,7 @@
         <w:bCs/>
         <w:i w:val="0"/>
         <w:iCs w:val="0"/>
-        <w:color w:val="FFFFFF" w:themeColor="background1"/>
+        <w:color w:val="000000"/>
       </w:rPr>
       <w:tblPr/>
       <w:tcPr>
@@ -10674,7 +10675,7 @@
         <w:bCs/>
         <w:i w:val="0"/>
         <w:iCs w:val="0"/>
-        <w:color w:val="FFFFFF" w:themeColor="background1"/>
+        <w:color w:val="000000"/>
       </w:rPr>
       <w:tblPr/>
       <w:tcPr>
@@ -10693,7 +10694,7 @@
         <w:bCs/>
         <w:i w:val="0"/>
         <w:iCs w:val="0"/>
-        <w:color w:val="FFFFFF" w:themeColor="background1"/>
+        <w:color w:val="000000"/>
       </w:rPr>
       <w:tblPr/>
       <w:tcPr>
@@ -10773,7 +10774,7 @@
         <w:bCs/>
         <w:i w:val="0"/>
         <w:iCs w:val="0"/>
-        <w:color w:val="FFFFFF" w:themeColor="background1"/>
+        <w:color w:val="000000"/>
       </w:rPr>
       <w:tblPr/>
       <w:tcPr>
@@ -10794,7 +10795,7 @@
         <w:bCs/>
         <w:i w:val="0"/>
         <w:iCs w:val="0"/>
-        <w:color w:val="FFFFFF" w:themeColor="background1"/>
+        <w:color w:val="000000"/>
       </w:rPr>
       <w:tblPr/>
       <w:tcPr>
@@ -10815,7 +10816,7 @@
         <w:bCs/>
         <w:i w:val="0"/>
         <w:iCs w:val="0"/>
-        <w:color w:val="FFFFFF" w:themeColor="background1"/>
+        <w:color w:val="000000"/>
       </w:rPr>
       <w:tblPr/>
       <w:tcPr>
@@ -10834,7 +10835,7 @@
         <w:bCs/>
         <w:i w:val="0"/>
         <w:iCs w:val="0"/>
-        <w:color w:val="FFFFFF" w:themeColor="background1"/>
+        <w:color w:val="000000"/>
       </w:rPr>
       <w:tblPr/>
       <w:tcPr>
@@ -10914,7 +10915,7 @@
         <w:bCs/>
         <w:i w:val="0"/>
         <w:iCs w:val="0"/>
-        <w:color w:val="FFFFFF" w:themeColor="background1"/>
+        <w:color w:val="000000"/>
       </w:rPr>
       <w:tblPr/>
       <w:tcPr>
@@ -10935,7 +10936,7 @@
         <w:bCs/>
         <w:i w:val="0"/>
         <w:iCs w:val="0"/>
-        <w:color w:val="FFFFFF" w:themeColor="background1"/>
+        <w:color w:val="000000"/>
       </w:rPr>
       <w:tblPr/>
       <w:tcPr>
@@ -10956,7 +10957,7 @@
         <w:bCs/>
         <w:i w:val="0"/>
         <w:iCs w:val="0"/>
-        <w:color w:val="FFFFFF" w:themeColor="background1"/>
+        <w:color w:val="000000"/>
       </w:rPr>
       <w:tblPr/>
       <w:tcPr>
@@ -10975,7 +10976,7 @@
         <w:bCs/>
         <w:i w:val="0"/>
         <w:iCs w:val="0"/>
-        <w:color w:val="FFFFFF" w:themeColor="background1"/>
+        <w:color w:val="000000"/>
       </w:rPr>
       <w:tblPr/>
       <w:tcPr>
@@ -11055,7 +11056,7 @@
         <w:bCs/>
         <w:i w:val="0"/>
         <w:iCs w:val="0"/>
-        <w:color w:val="FFFFFF" w:themeColor="background1"/>
+        <w:color w:val="000000"/>
       </w:rPr>
       <w:tblPr/>
       <w:tcPr>
@@ -11076,7 +11077,7 @@
         <w:bCs/>
         <w:i w:val="0"/>
         <w:iCs w:val="0"/>
-        <w:color w:val="FFFFFF" w:themeColor="background1"/>
+        <w:color w:val="000000"/>
       </w:rPr>
       <w:tblPr/>
       <w:tcPr>
@@ -11097,7 +11098,7 @@
         <w:bCs/>
         <w:i w:val="0"/>
         <w:iCs w:val="0"/>
-        <w:color w:val="FFFFFF" w:themeColor="background1"/>
+        <w:color w:val="000000"/>
       </w:rPr>
       <w:tblPr/>
       <w:tcPr>
@@ -11116,7 +11117,7 @@
         <w:bCs/>
         <w:i w:val="0"/>
         <w:iCs w:val="0"/>
-        <w:color w:val="FFFFFF" w:themeColor="background1"/>
+        <w:color w:val="000000"/>
       </w:rPr>
       <w:tblPr/>
       <w:tcPr>
@@ -11196,7 +11197,7 @@
         <w:bCs/>
         <w:i w:val="0"/>
         <w:iCs w:val="0"/>
-        <w:color w:val="FFFFFF" w:themeColor="background1"/>
+        <w:color w:val="000000"/>
       </w:rPr>
       <w:tblPr/>
       <w:tcPr>
@@ -11217,7 +11218,7 @@
         <w:bCs/>
         <w:i w:val="0"/>
         <w:iCs w:val="0"/>
-        <w:color w:val="FFFFFF" w:themeColor="background1"/>
+        <w:color w:val="000000"/>
       </w:rPr>
       <w:tblPr/>
       <w:tcPr>
@@ -11238,7 +11239,7 @@
         <w:bCs/>
         <w:i w:val="0"/>
         <w:iCs w:val="0"/>
-        <w:color w:val="FFFFFF" w:themeColor="background1"/>
+        <w:color w:val="000000"/>
       </w:rPr>
       <w:tblPr/>
       <w:tcPr>
@@ -11257,7 +11258,7 @@
         <w:bCs/>
         <w:i w:val="0"/>
         <w:iCs w:val="0"/>
-        <w:color w:val="FFFFFF" w:themeColor="background1"/>
+        <w:color w:val="000000"/>
       </w:rPr>
       <w:tblPr/>
       <w:tcPr>
@@ -11337,7 +11338,7 @@
         <w:bCs/>
         <w:i w:val="0"/>
         <w:iCs w:val="0"/>
-        <w:color w:val="FFFFFF" w:themeColor="background1"/>
+        <w:color w:val="000000"/>
       </w:rPr>
       <w:tblPr/>
       <w:tcPr>
@@ -11358,7 +11359,7 @@
         <w:bCs/>
         <w:i w:val="0"/>
         <w:iCs w:val="0"/>
-        <w:color w:val="FFFFFF" w:themeColor="background1"/>
+        <w:color w:val="000000"/>
       </w:rPr>
       <w:tblPr/>
       <w:tcPr>
@@ -11379,7 +11380,7 @@
         <w:bCs/>
         <w:i w:val="0"/>
         <w:iCs w:val="0"/>
-        <w:color w:val="FFFFFF" w:themeColor="background1"/>
+        <w:color w:val="000000"/>
       </w:rPr>
       <w:tblPr/>
       <w:tcPr>
@@ -11398,7 +11399,7 @@
         <w:bCs/>
         <w:i w:val="0"/>
         <w:iCs w:val="0"/>
-        <w:color w:val="FFFFFF" w:themeColor="background1"/>
+        <w:color w:val="000000"/>
       </w:rPr>
       <w:tblPr/>
       <w:tcPr>
@@ -11478,7 +11479,7 @@
         <w:bCs/>
         <w:i w:val="0"/>
         <w:iCs w:val="0"/>
-        <w:color w:val="FFFFFF" w:themeColor="background1"/>
+        <w:color w:val="000000"/>
       </w:rPr>
       <w:tblPr/>
       <w:tcPr>
@@ -11499,7 +11500,7 @@
         <w:bCs/>
         <w:i w:val="0"/>
         <w:iCs w:val="0"/>
-        <w:color w:val="FFFFFF" w:themeColor="background1"/>
+        <w:color w:val="000000"/>
       </w:rPr>
       <w:tblPr/>
       <w:tcPr>
@@ -11520,7 +11521,7 @@
         <w:bCs/>
         <w:i w:val="0"/>
         <w:iCs w:val="0"/>
-        <w:color w:val="FFFFFF" w:themeColor="background1"/>
+        <w:color w:val="000000"/>
       </w:rPr>
       <w:tblPr/>
       <w:tcPr>
@@ -11539,7 +11540,7 @@
         <w:bCs/>
         <w:i w:val="0"/>
         <w:iCs w:val="0"/>
-        <w:color w:val="FFFFFF" w:themeColor="background1"/>
+        <w:color w:val="000000"/>
       </w:rPr>
       <w:tblPr/>
       <w:tcPr>
@@ -11592,7 +11593,7 @@
       <w:spacing w:after="0" w:line="240" w:lineRule="auto"/>
     </w:pPr>
     <w:rPr>
-      <w:color w:val="FFFFFF" w:themeColor="background1"/>
+      <w:color w:val="000000"/>
     </w:rPr>
     <w:tblPr>
       <w:tblStyleRowBandSize w:val="1"/>
@@ -11706,7 +11707,7 @@
       <w:spacing w:after="0" w:line="240" w:lineRule="auto"/>
     </w:pPr>
     <w:rPr>
-      <w:color w:val="FFFFFF" w:themeColor="background1"/>
+      <w:color w:val="000000"/>
     </w:rPr>
     <w:tblPr>
       <w:tblStyleRowBandSize w:val="1"/>
@@ -11820,7 +11821,7 @@
       <w:spacing w:after="0" w:line="240" w:lineRule="auto"/>
     </w:pPr>
     <w:rPr>
-      <w:color w:val="FFFFFF" w:themeColor="background1"/>
+      <w:color w:val="000000"/>
     </w:rPr>
     <w:tblPr>
       <w:tblStyleRowBandSize w:val="1"/>
@@ -11934,7 +11935,7 @@
       <w:spacing w:after="0" w:line="240" w:lineRule="auto"/>
     </w:pPr>
     <w:rPr>
-      <w:color w:val="FFFFFF" w:themeColor="background1"/>
+      <w:color w:val="000000"/>
     </w:rPr>
     <w:tblPr>
       <w:tblStyleRowBandSize w:val="1"/>
@@ -12048,7 +12049,7 @@
       <w:spacing w:after="0" w:line="240" w:lineRule="auto"/>
     </w:pPr>
     <w:rPr>
-      <w:color w:val="FFFFFF" w:themeColor="background1"/>
+      <w:color w:val="000000"/>
     </w:rPr>
     <w:tblPr>
       <w:tblStyleRowBandSize w:val="1"/>
@@ -12162,7 +12163,7 @@
       <w:spacing w:after="0" w:line="240" w:lineRule="auto"/>
     </w:pPr>
     <w:rPr>
-      <w:color w:val="FFFFFF" w:themeColor="background1"/>
+      <w:color w:val="000000"/>
     </w:rPr>
     <w:tblPr>
       <w:tblStyleRowBandSize w:val="1"/>
@@ -12276,7 +12277,7 @@
       <w:spacing w:after="0" w:line="240" w:lineRule="auto"/>
     </w:pPr>
     <w:rPr>
-      <w:color w:val="FFFFFF" w:themeColor="background1"/>
+      <w:color w:val="000000"/>
     </w:rPr>
     <w:tblPr>
       <w:tblStyleRowBandSize w:val="1"/>
@@ -12390,7 +12391,7 @@
       <w:spacing w:after="0" w:line="240" w:lineRule="auto"/>
     </w:pPr>
     <w:rPr>
-      <w:color w:val="000000" w:themeColor="text1"/>
+      <w:color w:val="000000"/>
     </w:rPr>
     <w:tblPr>
       <w:tblStyleRowBandSize w:val="1"/>
@@ -12436,7 +12437,7 @@
       <w:rPr>
         <w:b/>
         <w:bCs/>
-        <w:color w:val="FFFFFF" w:themeColor="background1"/>
+        <w:color w:val="000000"/>
       </w:rPr>
       <w:tblPr/>
       <w:tcPr>
@@ -12448,7 +12449,7 @@
     </w:tblStylePr>
     <w:tblStylePr w:type="firstCol">
       <w:rPr>
-        <w:color w:val="FFFFFF" w:themeColor="background1"/>
+        <w:color w:val="000000"/>
       </w:rPr>
       <w:tblPr/>
       <w:tcPr>
@@ -12465,7 +12466,7 @@
     </w:tblStylePr>
     <w:tblStylePr w:type="lastCol">
       <w:rPr>
-        <w:color w:val="FFFFFF" w:themeColor="background1"/>
+        <w:color w:val="000000"/>
       </w:rPr>
       <w:tblPr/>
       <w:tcPr>
@@ -12494,12 +12495,12 @@
     </w:tblStylePr>
     <w:tblStylePr w:type="neCell">
       <w:rPr>
-        <w:color w:val="000000" w:themeColor="text1"/>
+        <w:color w:val="000000"/>
       </w:rPr>
     </w:tblStylePr>
     <w:tblStylePr w:type="nwCell">
       <w:rPr>
-        <w:color w:val="000000" w:themeColor="text1"/>
+        <w:color w:val="000000"/>
       </w:rPr>
     </w:tblStylePr>
   </w:style>
@@ -12512,7 +12513,7 @@
       <w:spacing w:after="0" w:line="240" w:lineRule="auto"/>
     </w:pPr>
     <w:rPr>
-      <w:color w:val="000000" w:themeColor="text1"/>
+      <w:color w:val="000000"/>
     </w:rPr>
     <w:tblPr>
       <w:tblStyleRowBandSize w:val="1"/>
@@ -12558,7 +12559,7 @@
       <w:rPr>
         <w:b/>
         <w:bCs/>
-        <w:color w:val="FFFFFF" w:themeColor="background1"/>
+        <w:color w:val="000000"/>
       </w:rPr>
       <w:tblPr/>
       <w:tcPr>
@@ -12570,7 +12571,7 @@
     </w:tblStylePr>
     <w:tblStylePr w:type="firstCol">
       <w:rPr>
-        <w:color w:val="FFFFFF" w:themeColor="background1"/>
+        <w:color w:val="000000"/>
       </w:rPr>
       <w:tblPr/>
       <w:tcPr>
@@ -12587,7 +12588,7 @@
     </w:tblStylePr>
     <w:tblStylePr w:type="lastCol">
       <w:rPr>
-        <w:color w:val="FFFFFF" w:themeColor="background1"/>
+        <w:color w:val="000000"/>
       </w:rPr>
       <w:tblPr/>
       <w:tcPr>
@@ -12616,12 +12617,12 @@
     </w:tblStylePr>
     <w:tblStylePr w:type="neCell">
       <w:rPr>
-        <w:color w:val="000000" w:themeColor="text1"/>
+        <w:color w:val="000000"/>
       </w:rPr>
     </w:tblStylePr>
     <w:tblStylePr w:type="nwCell">
       <w:rPr>
-        <w:color w:val="000000" w:themeColor="text1"/>
+        <w:color w:val="000000"/>
       </w:rPr>
     </w:tblStylePr>
   </w:style>
@@ -12634,7 +12635,7 @@
       <w:spacing w:after="0" w:line="240" w:lineRule="auto"/>
     </w:pPr>
     <w:rPr>
-      <w:color w:val="000000" w:themeColor="text1"/>
+      <w:color w:val="000000"/>
     </w:rPr>
     <w:tblPr>
       <w:tblStyleRowBandSize w:val="1"/>
@@ -12680,7 +12681,7 @@
       <w:rPr>
         <w:b/>
         <w:bCs/>
-        <w:color w:val="FFFFFF" w:themeColor="background1"/>
+        <w:color w:val="000000"/>
       </w:rPr>
       <w:tblPr/>
       <w:tcPr>
@@ -12692,7 +12693,7 @@
     </w:tblStylePr>
     <w:tblStylePr w:type="firstCol">
       <w:rPr>
-        <w:color w:val="FFFFFF" w:themeColor="background1"/>
+        <w:color w:val="000000"/>
       </w:rPr>
       <w:tblPr/>
       <w:tcPr>
@@ -12709,7 +12710,7 @@
     </w:tblStylePr>
     <w:tblStylePr w:type="lastCol">
       <w:rPr>
-        <w:color w:val="FFFFFF" w:themeColor="background1"/>
+        <w:color w:val="000000"/>
       </w:rPr>
       <w:tblPr/>
       <w:tcPr>
@@ -12738,12 +12739,12 @@
     </w:tblStylePr>
     <w:tblStylePr w:type="neCell">
       <w:rPr>
-        <w:color w:val="000000" w:themeColor="text1"/>
+        <w:color w:val="000000"/>
       </w:rPr>
     </w:tblStylePr>
     <w:tblStylePr w:type="nwCell">
       <w:rPr>
-        <w:color w:val="000000" w:themeColor="text1"/>
+        <w:color w:val="000000"/>
       </w:rPr>
     </w:tblStylePr>
   </w:style>
@@ -12756,7 +12757,7 @@
       <w:spacing w:after="0" w:line="240" w:lineRule="auto"/>
     </w:pPr>
     <w:rPr>
-      <w:color w:val="000000" w:themeColor="text1"/>
+      <w:color w:val="000000"/>
     </w:rPr>
     <w:tblPr>
       <w:tblStyleRowBandSize w:val="1"/>
@@ -12802,7 +12803,7 @@
       <w:rPr>
         <w:b/>
         <w:bCs/>
-        <w:color w:val="FFFFFF" w:themeColor="background1"/>
+        <w:color w:val="000000"/>
       </w:rPr>
       <w:tblPr/>
       <w:tcPr>
@@ -12814,7 +12815,7 @@
     </w:tblStylePr>
     <w:tblStylePr w:type="firstCol">
       <w:rPr>
-        <w:color w:val="FFFFFF" w:themeColor="background1"/>
+        <w:color w:val="000000"/>
       </w:rPr>
       <w:tblPr/>
       <w:tcPr>
@@ -12831,7 +12832,7 @@
     </w:tblStylePr>
     <w:tblStylePr w:type="lastCol">
       <w:rPr>
-        <w:color w:val="FFFFFF" w:themeColor="background1"/>
+        <w:color w:val="000000"/>
       </w:rPr>
       <w:tblPr/>
       <w:tcPr>
@@ -12868,7 +12869,7 @@
       <w:spacing w:after="0" w:line="240" w:lineRule="auto"/>
     </w:pPr>
     <w:rPr>
-      <w:color w:val="000000" w:themeColor="text1"/>
+      <w:color w:val="000000"/>
     </w:rPr>
     <w:tblPr>
       <w:tblStyleRowBandSize w:val="1"/>
@@ -12914,7 +12915,7 @@
       <w:rPr>
         <w:b/>
         <w:bCs/>
-        <w:color w:val="FFFFFF" w:themeColor="background1"/>
+        <w:color w:val="000000"/>
       </w:rPr>
       <w:tblPr/>
       <w:tcPr>
@@ -12926,7 +12927,7 @@
     </w:tblStylePr>
     <w:tblStylePr w:type="firstCol">
       <w:rPr>
-        <w:color w:val="FFFFFF" w:themeColor="background1"/>
+        <w:color w:val="000000"/>
       </w:rPr>
       <w:tblPr/>
       <w:tcPr>
@@ -12943,7 +12944,7 @@
     </w:tblStylePr>
     <w:tblStylePr w:type="lastCol">
       <w:rPr>
-        <w:color w:val="FFFFFF" w:themeColor="background1"/>
+        <w:color w:val="000000"/>
       </w:rPr>
       <w:tblPr/>
       <w:tcPr>
@@ -12972,12 +12973,12 @@
     </w:tblStylePr>
     <w:tblStylePr w:type="neCell">
       <w:rPr>
-        <w:color w:val="000000" w:themeColor="text1"/>
+        <w:color w:val="000000"/>
       </w:rPr>
     </w:tblStylePr>
     <w:tblStylePr w:type="nwCell">
       <w:rPr>
-        <w:color w:val="000000" w:themeColor="text1"/>
+        <w:color w:val="000000"/>
       </w:rPr>
     </w:tblStylePr>
   </w:style>
@@ -12990,7 +12991,7 @@
       <w:spacing w:after="0" w:line="240" w:lineRule="auto"/>
     </w:pPr>
     <w:rPr>
-      <w:color w:val="000000" w:themeColor="text1"/>
+      <w:color w:val="000000"/>
     </w:rPr>
     <w:tblPr>
       <w:tblStyleRowBandSize w:val="1"/>
@@ -13036,7 +13037,7 @@
       <w:rPr>
         <w:b/>
         <w:bCs/>
-        <w:color w:val="FFFFFF" w:themeColor="background1"/>
+        <w:color w:val="000000"/>
       </w:rPr>
       <w:tblPr/>
       <w:tcPr>
@@ -13048,7 +13049,7 @@
     </w:tblStylePr>
     <w:tblStylePr w:type="firstCol">
       <w:rPr>
-        <w:color w:val="FFFFFF" w:themeColor="background1"/>
+        <w:color w:val="000000"/>
       </w:rPr>
       <w:tblPr/>
       <w:tcPr>
@@ -13065,7 +13066,7 @@
     </w:tblStylePr>
     <w:tblStylePr w:type="lastCol">
       <w:rPr>
-        <w:color w:val="FFFFFF" w:themeColor="background1"/>
+        <w:color w:val="000000"/>
       </w:rPr>
       <w:tblPr/>
       <w:tcPr>
@@ -13094,12 +13095,12 @@
     </w:tblStylePr>
     <w:tblStylePr w:type="neCell">
       <w:rPr>
-        <w:color w:val="000000" w:themeColor="text1"/>
+        <w:color w:val="000000"/>
       </w:rPr>
     </w:tblStylePr>
     <w:tblStylePr w:type="nwCell">
       <w:rPr>
-        <w:color w:val="000000" w:themeColor="text1"/>
+        <w:color w:val="000000"/>
       </w:rPr>
     </w:tblStylePr>
   </w:style>
@@ -13112,7 +13113,7 @@
       <w:spacing w:after="0" w:line="240" w:lineRule="auto"/>
     </w:pPr>
     <w:rPr>
-      <w:color w:val="000000" w:themeColor="text1"/>
+      <w:color w:val="000000"/>
     </w:rPr>
     <w:tblPr>
       <w:tblStyleRowBandSize w:val="1"/>
@@ -13158,7 +13159,7 @@
       <w:rPr>
         <w:b/>
         <w:bCs/>
-        <w:color w:val="FFFFFF" w:themeColor="background1"/>
+        <w:color w:val="000000"/>
       </w:rPr>
       <w:tblPr/>
       <w:tcPr>
@@ -13170,7 +13171,7 @@
     </w:tblStylePr>
     <w:tblStylePr w:type="firstCol">
       <w:rPr>
-        <w:color w:val="FFFFFF" w:themeColor="background1"/>
+        <w:color w:val="000000"/>
       </w:rPr>
       <w:tblPr/>
       <w:tcPr>
@@ -13187,7 +13188,7 @@
     </w:tblStylePr>
     <w:tblStylePr w:type="lastCol">
       <w:rPr>
-        <w:color w:val="FFFFFF" w:themeColor="background1"/>
+        <w:color w:val="000000"/>
       </w:rPr>
       <w:tblPr/>
       <w:tcPr>
@@ -13216,12 +13217,12 @@
     </w:tblStylePr>
     <w:tblStylePr w:type="neCell">
       <w:rPr>
-        <w:color w:val="000000" w:themeColor="text1"/>
+        <w:color w:val="000000"/>
       </w:rPr>
     </w:tblStylePr>
     <w:tblStylePr w:type="nwCell">
       <w:rPr>
-        <w:color w:val="000000" w:themeColor="text1"/>
+        <w:color w:val="000000"/>
       </w:rPr>
     </w:tblStylePr>
   </w:style>
@@ -13234,7 +13235,7 @@
       <w:spacing w:after="0" w:line="240" w:lineRule="auto"/>
     </w:pPr>
     <w:rPr>
-      <w:color w:val="000000" w:themeColor="text1"/>
+      <w:color w:val="000000"/>
     </w:rPr>
     <w:tblPr>
       <w:tblStyleRowBandSize w:val="1"/>
@@ -13254,7 +13255,7 @@
       <w:rPr>
         <w:b/>
         <w:bCs/>
-        <w:color w:val="FFFFFF" w:themeColor="background1"/>
+        <w:color w:val="000000"/>
       </w:rPr>
       <w:tblPr/>
       <w:tcPr>
@@ -13268,7 +13269,7 @@
       <w:rPr>
         <w:b/>
         <w:bCs/>
-        <w:color w:val="9E3A38" w:themeColor="accent2" w:themeShade="CC"/>
+        <w:color w:val="000000"/>
       </w:rPr>
       <w:tblPr/>
       <w:tcPr>
@@ -13320,7 +13321,7 @@
       <w:spacing w:after="0" w:line="240" w:lineRule="auto"/>
     </w:pPr>
     <w:rPr>
-      <w:color w:val="000000" w:themeColor="text1"/>
+      <w:color w:val="000000"/>
     </w:rPr>
     <w:tblPr>
       <w:tblStyleRowBandSize w:val="1"/>
@@ -13340,7 +13341,7 @@
       <w:rPr>
         <w:b/>
         <w:bCs/>
-        <w:color w:val="FFFFFF" w:themeColor="background1"/>
+        <w:color w:val="000000"/>
       </w:rPr>
       <w:tblPr/>
       <w:tcPr>
@@ -13354,7 +13355,7 @@
       <w:rPr>
         <w:b/>
         <w:bCs/>
-        <w:color w:val="9E3A38" w:themeColor="accent2" w:themeShade="CC"/>
+        <w:color w:val="000000"/>
       </w:rPr>
       <w:tblPr/>
       <w:tcPr>
@@ -13406,7 +13407,7 @@
       <w:spacing w:after="0" w:line="240" w:lineRule="auto"/>
     </w:pPr>
     <w:rPr>
-      <w:color w:val="000000" w:themeColor="text1"/>
+      <w:color w:val="000000"/>
     </w:rPr>
     <w:tblPr>
       <w:tblStyleRowBandSize w:val="1"/>
@@ -13426,7 +13427,7 @@
       <w:rPr>
         <w:b/>
         <w:bCs/>
-        <w:color w:val="FFFFFF" w:themeColor="background1"/>
+        <w:color w:val="000000"/>
       </w:rPr>
       <w:tblPr/>
       <w:tcPr>
@@ -13440,7 +13441,7 @@
       <w:rPr>
         <w:b/>
         <w:bCs/>
-        <w:color w:val="9E3A38" w:themeColor="accent2" w:themeShade="CC"/>
+        <w:color w:val="000000"/>
       </w:rPr>
       <w:tblPr/>
       <w:tcPr>
@@ -13492,7 +13493,7 @@
       <w:spacing w:after="0" w:line="240" w:lineRule="auto"/>
     </w:pPr>
     <w:rPr>
-      <w:color w:val="000000" w:themeColor="text1"/>
+      <w:color w:val="000000"/>
     </w:rPr>
     <w:tblPr>
       <w:tblStyleRowBandSize w:val="1"/>
@@ -13512,7 +13513,7 @@
       <w:rPr>
         <w:b/>
         <w:bCs/>
-        <w:color w:val="FFFFFF" w:themeColor="background1"/>
+        <w:color w:val="000000"/>
       </w:rPr>
       <w:tblPr/>
       <w:tcPr>
@@ -13526,7 +13527,7 @@
       <w:rPr>
         <w:b/>
         <w:bCs/>
-        <w:color w:val="664E82" w:themeColor="accent4" w:themeShade="CC"/>
+        <w:color w:val="000000"/>
       </w:rPr>
       <w:tblPr/>
       <w:tcPr>
@@ -13578,7 +13579,7 @@
       <w:spacing w:after="0" w:line="240" w:lineRule="auto"/>
     </w:pPr>
     <w:rPr>
-      <w:color w:val="000000" w:themeColor="text1"/>
+      <w:color w:val="000000"/>
     </w:rPr>
     <w:tblPr>
       <w:tblStyleRowBandSize w:val="1"/>
@@ -13598,7 +13599,7 @@
       <w:rPr>
         <w:b/>
         <w:bCs/>
-        <w:color w:val="FFFFFF" w:themeColor="background1"/>
+        <w:color w:val="000000"/>
       </w:rPr>
       <w:tblPr/>
       <w:tcPr>
@@ -13612,7 +13613,7 @@
       <w:rPr>
         <w:b/>
         <w:bCs/>
-        <w:color w:val="7E9C40" w:themeColor="accent3" w:themeShade="CC"/>
+        <w:color w:val="000000"/>
       </w:rPr>
       <w:tblPr/>
       <w:tcPr>
@@ -13664,7 +13665,7 @@
       <w:spacing w:after="0" w:line="240" w:lineRule="auto"/>
     </w:pPr>
     <w:rPr>
-      <w:color w:val="000000" w:themeColor="text1"/>
+      <w:color w:val="000000"/>
     </w:rPr>
     <w:tblPr>
       <w:tblStyleRowBandSize w:val="1"/>
@@ -13684,7 +13685,7 @@
       <w:rPr>
         <w:b/>
         <w:bCs/>
-        <w:color w:val="FFFFFF" w:themeColor="background1"/>
+        <w:color w:val="000000"/>
       </w:rPr>
       <w:tblPr/>
       <w:tcPr>
@@ -13698,7 +13699,7 @@
       <w:rPr>
         <w:b/>
         <w:bCs/>
-        <w:color w:val="F2730A" w:themeColor="accent6" w:themeShade="CC"/>
+        <w:color w:val="000000"/>
       </w:rPr>
       <w:tblPr/>
       <w:tcPr>
@@ -13750,7 +13751,7 @@
       <w:spacing w:after="0" w:line="240" w:lineRule="auto"/>
     </w:pPr>
     <w:rPr>
-      <w:color w:val="000000" w:themeColor="text1"/>
+      <w:color w:val="000000"/>
     </w:rPr>
     <w:tblPr>
       <w:tblStyleRowBandSize w:val="1"/>
@@ -13770,7 +13771,7 @@
       <w:rPr>
         <w:b/>
         <w:bCs/>
-        <w:color w:val="FFFFFF" w:themeColor="background1"/>
+        <w:color w:val="000000"/>
       </w:rPr>
       <w:tblPr/>
       <w:tcPr>
@@ -13784,7 +13785,7 @@
       <w:rPr>
         <w:b/>
         <w:bCs/>
-        <w:color w:val="348DA5" w:themeColor="accent5" w:themeShade="CC"/>
+        <w:color w:val="000000"/>
       </w:rPr>
       <w:tblPr/>
       <w:tcPr>
@@ -13836,7 +13837,7 @@
       <w:spacing w:after="0" w:line="240" w:lineRule="auto"/>
     </w:pPr>
     <w:rPr>
-      <w:color w:val="000000" w:themeColor="text1"/>
+      <w:color w:val="000000"/>
     </w:rPr>
     <w:tblPr>
       <w:tblStyleRowBandSize w:val="1"/>
@@ -13869,7 +13870,7 @@
       <w:rPr>
         <w:b/>
         <w:bCs/>
-        <w:color w:val="000000" w:themeColor="text1"/>
+        <w:color w:val="000000"/>
       </w:rPr>
       <w:tblPr/>
       <w:tcPr>
@@ -13878,7 +13879,7 @@
     </w:tblStylePr>
     <w:tblStylePr w:type="firstCol">
       <w:rPr>
-        <w:color w:val="FFFFFF" w:themeColor="background1"/>
+        <w:color w:val="000000"/>
       </w:rPr>
       <w:tblPr/>
       <w:tcPr>
@@ -13887,7 +13888,7 @@
     </w:tblStylePr>
     <w:tblStylePr w:type="lastCol">
       <w:rPr>
-        <w:color w:val="FFFFFF" w:themeColor="background1"/>
+        <w:color w:val="000000"/>
       </w:rPr>
       <w:tblPr/>
       <w:tcPr>
@@ -13916,7 +13917,7 @@
       <w:spacing w:after="0" w:line="240" w:lineRule="auto"/>
     </w:pPr>
     <w:rPr>
-      <w:color w:val="000000" w:themeColor="text1"/>
+      <w:color w:val="000000"/>
     </w:rPr>
     <w:tblPr>
       <w:tblStyleRowBandSize w:val="1"/>
@@ -13949,7 +13950,7 @@
       <w:rPr>
         <w:b/>
         <w:bCs/>
-        <w:color w:val="000000" w:themeColor="text1"/>
+        <w:color w:val="000000"/>
       </w:rPr>
       <w:tblPr/>
       <w:tcPr>
@@ -13958,7 +13959,7 @@
     </w:tblStylePr>
     <w:tblStylePr w:type="firstCol">
       <w:rPr>
-        <w:color w:val="FFFFFF" w:themeColor="background1"/>
+        <w:color w:val="000000"/>
       </w:rPr>
       <w:tblPr/>
       <w:tcPr>
@@ -13967,7 +13968,7 @@
     </w:tblStylePr>
     <w:tblStylePr w:type="lastCol">
       <w:rPr>
-        <w:color w:val="FFFFFF" w:themeColor="background1"/>
+        <w:color w:val="000000"/>
       </w:rPr>
       <w:tblPr/>
       <w:tcPr>
@@ -13996,7 +13997,7 @@
       <w:spacing w:after="0" w:line="240" w:lineRule="auto"/>
     </w:pPr>
     <w:rPr>
-      <w:color w:val="000000" w:themeColor="text1"/>
+      <w:color w:val="000000"/>
     </w:rPr>
     <w:tblPr>
       <w:tblStyleRowBandSize w:val="1"/>
@@ -14029,7 +14030,7 @@
       <w:rPr>
         <w:b/>
         <w:bCs/>
-        <w:color w:val="000000" w:themeColor="text1"/>
+        <w:color w:val="000000"/>
       </w:rPr>
       <w:tblPr/>
       <w:tcPr>
@@ -14038,7 +14039,7 @@
     </w:tblStylePr>
     <w:tblStylePr w:type="firstCol">
       <w:rPr>
-        <w:color w:val="FFFFFF" w:themeColor="background1"/>
+        <w:color w:val="000000"/>
       </w:rPr>
       <w:tblPr/>
       <w:tcPr>
@@ -14047,7 +14048,7 @@
     </w:tblStylePr>
     <w:tblStylePr w:type="lastCol">
       <w:rPr>
-        <w:color w:val="FFFFFF" w:themeColor="background1"/>
+        <w:color w:val="000000"/>
       </w:rPr>
       <w:tblPr/>
       <w:tcPr>
@@ -14076,7 +14077,7 @@
       <w:spacing w:after="0" w:line="240" w:lineRule="auto"/>
     </w:pPr>
     <w:rPr>
-      <w:color w:val="000000" w:themeColor="text1"/>
+      <w:color w:val="000000"/>
     </w:rPr>
     <w:tblPr>
       <w:tblStyleRowBandSize w:val="1"/>
@@ -14109,7 +14110,7 @@
       <w:rPr>
         <w:b/>
         <w:bCs/>
-        <w:color w:val="000000" w:themeColor="text1"/>
+        <w:color w:val="000000"/>
       </w:rPr>
       <w:tblPr/>
       <w:tcPr>
@@ -14118,7 +14119,7 @@
     </w:tblStylePr>
     <w:tblStylePr w:type="firstCol">
       <w:rPr>
-        <w:color w:val="FFFFFF" w:themeColor="background1"/>
+        <w:color w:val="000000"/>
       </w:rPr>
       <w:tblPr/>
       <w:tcPr>
@@ -14127,7 +14128,7 @@
     </w:tblStylePr>
     <w:tblStylePr w:type="lastCol">
       <w:rPr>
-        <w:color w:val="FFFFFF" w:themeColor="background1"/>
+        <w:color w:val="000000"/>
       </w:rPr>
       <w:tblPr/>
       <w:tcPr>
@@ -14156,7 +14157,7 @@
       <w:spacing w:after="0" w:line="240" w:lineRule="auto"/>
     </w:pPr>
     <w:rPr>
-      <w:color w:val="000000" w:themeColor="text1"/>
+      <w:color w:val="000000"/>
     </w:rPr>
     <w:tblPr>
       <w:tblStyleRowBandSize w:val="1"/>
@@ -14189,7 +14190,7 @@
       <w:rPr>
         <w:b/>
         <w:bCs/>
-        <w:color w:val="000000" w:themeColor="text1"/>
+        <w:color w:val="000000"/>
       </w:rPr>
       <w:tblPr/>
       <w:tcPr>
@@ -14198,7 +14199,7 @@
     </w:tblStylePr>
     <w:tblStylePr w:type="firstCol">
       <w:rPr>
-        <w:color w:val="FFFFFF" w:themeColor="background1"/>
+        <w:color w:val="000000"/>
       </w:rPr>
       <w:tblPr/>
       <w:tcPr>
@@ -14207,7 +14208,7 @@
     </w:tblStylePr>
     <w:tblStylePr w:type="lastCol">
       <w:rPr>
-        <w:color w:val="FFFFFF" w:themeColor="background1"/>
+        <w:color w:val="000000"/>
       </w:rPr>
       <w:tblPr/>
       <w:tcPr>
@@ -14236,7 +14237,7 @@
       <w:spacing w:after="0" w:line="240" w:lineRule="auto"/>
     </w:pPr>
     <w:rPr>
-      <w:color w:val="000000" w:themeColor="text1"/>
+      <w:color w:val="000000"/>
     </w:rPr>
     <w:tblPr>
       <w:tblStyleRowBandSize w:val="1"/>
@@ -14269,7 +14270,7 @@
       <w:rPr>
         <w:b/>
         <w:bCs/>
-        <w:color w:val="000000" w:themeColor="text1"/>
+        <w:color w:val="000000"/>
       </w:rPr>
       <w:tblPr/>
       <w:tcPr>
@@ -14278,7 +14279,7 @@
     </w:tblStylePr>
     <w:tblStylePr w:type="firstCol">
       <w:rPr>
-        <w:color w:val="FFFFFF" w:themeColor="background1"/>
+        <w:color w:val="000000"/>
       </w:rPr>
       <w:tblPr/>
       <w:tcPr>
@@ -14287,7 +14288,7 @@
     </w:tblStylePr>
     <w:tblStylePr w:type="lastCol">
       <w:rPr>
-        <w:color w:val="FFFFFF" w:themeColor="background1"/>
+        <w:color w:val="000000"/>
       </w:rPr>
       <w:tblPr/>
       <w:tcPr>
@@ -14316,7 +14317,7 @@
       <w:spacing w:after="0" w:line="240" w:lineRule="auto"/>
     </w:pPr>
     <w:rPr>
-      <w:color w:val="000000" w:themeColor="text1"/>
+      <w:color w:val="000000"/>
     </w:rPr>
     <w:tblPr>
       <w:tblStyleRowBandSize w:val="1"/>
@@ -14349,7 +14350,7 @@
       <w:rPr>
         <w:b/>
         <w:bCs/>
-        <w:color w:val="000000" w:themeColor="text1"/>
+        <w:color w:val="000000"/>
       </w:rPr>
       <w:tblPr/>
       <w:tcPr>
@@ -14358,7 +14359,7 @@
     </w:tblStylePr>
     <w:tblStylePr w:type="firstCol">
       <w:rPr>
-        <w:color w:val="FFFFFF" w:themeColor="background1"/>
+        <w:color w:val="000000"/>
       </w:rPr>
       <w:tblPr/>
       <w:tcPr>
@@ -14367,7 +14368,7 @@
     </w:tblStylePr>
     <w:tblStylePr w:type="lastCol">
       <w:rPr>
-        <w:color w:val="FFFFFF" w:themeColor="background1"/>
+        <w:color w:val="000000"/>
       </w:rPr>
       <w:tblPr/>
       <w:tcPr>
